--- a/Paragraphs/Fit_an_Image_Inside_a_Rectangle_Shape/.NET/Fit_an_Image_Inside_a_Rectangle_Shape/Output/Result.docx
+++ b/Paragraphs/Fit_an_Image_Inside_a_Rectangle_Shape/.NET/Fit_an_Image_Inside_a_Rectangle_Shape/Output/Result.docx
@@ -4,65 +4,491 @@
   <w:body>
     <w:p>
       <w:pPr>
-        <w:spacing/>
+        <w:pStyle w:val="Heading1"/>
+        <w:spacing/>
+        <w:jc w:val="center"/>
+        <w:rPr/>
+      </w:pPr>
+      <w:r>
+        <w:rPr>
+          <w:rFonts w:ascii="Calibri" w:hAnsi="Calibri" w:eastAsia="Calibri" w:cs="Calibri"/>
+          <w:sz w:val="36"/>
+        </w:rPr>
+        <w:t xml:space="preserve">Adventure Works Cycles</w:t>
+      </w:r>
+    </w:p>
+    <w:p>
+      <w:pPr>
+        <w:spacing/>
+        <w:ind w:firstLine="720"/>
+        <w:jc w:val="both"/>
         <w:rPr/>
       </w:pPr>
       <w:r>
         <w:rPr/>
-        <mc:AlternateContent>
-          <mc:Choice Requires="wps">
-            <w:drawing>
-              <wp:anchor distT="0" distB="0" distL="0" distR="0" simplePos="0" relativeHeight="2147483647" behindDoc="0" locked="0" layoutInCell="1" allowOverlap="0">
-                <wp:simplePos x="0" y="0"/>
-                <wp:positionH relativeFrom="column">
-                  <wp:posOffset>914400</wp:posOffset>
-                </wp:positionH>
-                <wp:positionV relativeFrom="paragraph">
-                  <wp:posOffset>914400</wp:posOffset>
-                </wp:positionV>
-                <wp:extent cx="1905000" cy="1270000"/>
-                <wp:wrapNone/>
-                <wp:docPr id="1" name="Rectangle" title=""/>
-                <a:graphic xmlns:a="http://schemas.openxmlformats.org/drawingml/2006/main">
-                  <a:graphicData uri="http://schemas.microsoft.com/office/word/2010/wordprocessingShape">
-                    <wps:wsp>
-                      <wps:cNvSpPr/>
-                      <wps:spPr>
-                        <a:xfrm>
-                          <a:off x="0" y="0"/>
-                          <a:ext cx="1905000" cy="1270000"/>
-                        </a:xfrm>
-                        <a:prstGeom prst="rect">
-                          <a:avLst/>
-                        </a:prstGeom>
-                        <a:solidFill>
-                          <a:srgbClr val="FFFFFF">
-                            <a:alpha val="100000"/>
-                          </a:srgbClr>
-                        </a:solidFill>
-                        <a:ln cap="flat" cmpd="sng" w="12700">
-                          <a:solidFill>
-                            <a:srgbClr val="000000">
-                              <a:alpha val="100000"/>
-                            </a:srgbClr>
-                          </a:solidFill>
-                          <a:prstDash val="solid"/>
-                        </a:ln>
-                      </wps:spPr>
-                      <wps:txbx>
+        <w:t xml:space="preserve">Adventure Works Cycles, the fictitious company on which the Adventure</w:t>
+      </w:r>
+      <w:r>
+        <w:rPr/>
+        <w:t xml:space="preserve"> </w:t>
+      </w:r>
+      <w:r>
+        <w:rPr/>
+        <w:t xml:space="preserve">Works sample databases are based, is a large, multinational manufacturing company. The company manufactures and sells metal and composite bicycles to North American, European and Asian commercial markets. While its base operation </w:t>
+      </w:r>
+      <w:r>
+        <w:rPr/>
+        <w:t xml:space="preserve">is located in</w:t>
+      </w:r>
+      <w:r>
+        <w:rPr/>
+        <w:t xml:space="preserve"> Bothell, Washington with 290 employees, several regional sales teams are located throughout their market base.</w:t>
+      </w:r>
+    </w:p>
+    <w:p>
+      <w:pPr>
+        <w:spacing/>
+        <w:ind w:firstLine="720"/>
+        <w:jc w:val="both"/>
+        <w:rPr/>
+      </w:pPr>
+    </w:p>
+    <w:p>
+      <w:pPr>
+        <w:pStyle w:val="Heading1"/>
+        <w:spacing/>
+        <w:jc w:val="both"/>
+        <w:rPr/>
+      </w:pPr>
+      <w:r>
+        <w:rPr>
+          <w:rFonts w:ascii="Calibri" w:hAnsi="Calibri" w:eastAsia="Calibri" w:cs="Calibri"/>
+        </w:rPr>
+        <w:t xml:space="preserve">Product Overview</w:t>
+      </w:r>
+    </w:p>
+    <w:tbl>
+      <w:tblPr>
+        <w:tblW w:w="0" w:type="auto"/>
+        <w:tblBorders>
+          <w:top w:val="none" w:color="auto" w:sz="0" w:space="0"/>
+          <w:left w:val="none" w:color="auto" w:sz="0" w:space="0"/>
+          <w:bottom w:val="none" w:color="auto" w:sz="0" w:space="0"/>
+          <w:right w:val="none" w:color="auto" w:sz="0" w:space="0"/>
+          <w:insideH w:val="none" w:color="auto" w:sz="0" w:space="0"/>
+          <w:insideV w:val="none" w:color="auto" w:sz="0" w:space="0"/>
+        </w:tblBorders>
+        <w:tblLook w:val="04A0" w:firstRow="1" w:lastRow="0" w:firstColumn="1" w:lastColumn="0" w:noHBand="0" w:noVBand="1"/>
+      </w:tblPr>
+      <w:tblGrid>
+        <w:gridCol w:w="4215"/>
+        <w:gridCol w:w="4105"/>
+      </w:tblGrid>
+      <w:tr>
+        <w:trPr/>
+        <w:tc>
+          <w:tcPr>
+            <w:tcW w:type="dxa" w:w="4215"/>
+            <w:tcBorders/>
+          </w:tcPr>
+          <w:p>
+            <w:pPr>
+              <w:spacing/>
+              <w:jc w:val="both"/>
+              <w:rPr/>
+            </w:pPr>
+            <w:r>
+              <w:rPr>
+                <w:noProof/>
+              </w:rPr>
+              <w:drawing>
+                <wp:anchor distT="0" distB="0" distL="114300" distR="114300" simplePos="0" relativeHeight="251657216" behindDoc="0" locked="0" layoutInCell="1" allowOverlap="1">
+                  <wp:simplePos x="0" y="0"/>
+                  <wp:positionH relativeFrom="column">
+                    <wp:posOffset>-65405</wp:posOffset>
+                  </wp:positionH>
+                  <wp:positionV relativeFrom="paragraph">
+                    <wp:posOffset>0</wp:posOffset>
+                  </wp:positionV>
+                  <wp:extent cx="1805940" cy="1121410"/>
+                  <wp:effectExtent xmlns:wp="http://schemas.openxmlformats.org/drawingml/2006/wordprocessingDrawing" l="0" t="0" r="0" b="0"/>
+                  <wp:wrapTopAndBottom/>
+                  <wp:docPr id="1617994671" name="Picture 4"/>
+                  <wp:cNvGraphicFramePr>
+                    <a:graphicFrameLocks xmlns:a="http://schemas.openxmlformats.org/drawingml/2006/main" noChangeAspect="1"/>
+                  </wp:cNvGraphicFramePr>
+                  <a:graphic xmlns:a="http://schemas.openxmlformats.org/drawingml/2006/main">
+                    <a:graphicData uri="http://schemas.openxmlformats.org/drawingml/2006/picture">
+                      <pic:pic xmlns:pic="http://schemas.openxmlformats.org/drawingml/2006/picture">
+                        <pic:nvPicPr>
+                          <pic:cNvPr id="0" name="" descr=""/>
+                          <pic:cNvPicPr>
+                            <a:picLocks noChangeAspect="1" noChangeArrowheads="1"/>
+                          </pic:cNvPicPr>
+                        </pic:nvPicPr>
+                        <pic:blipFill>
+                          <a:blip r:embed="rId1">
+                            <a:extLst>
+                              <a:ext uri="{28A0092B-C50C-407E-A947-70E740481C1C}">
+                                <a14:useLocalDpi xmlns:a14="http://schemas.microsoft.com/office/drawing/2010/main" val="0"/>
+                              </a:ext>
+                            </a:extLst>
+                          </a:blip>
+                          <a:srcRect/>
+                          <a:stretch>
+                            <a:fillRect/>
+                          </a:stretch>
+                        </pic:blipFill>
+                        <pic:spPr bwMode="auto">
+                          <a:xfrm>
+                            <a:off x="0" y="0"/>
+                            <a:ext cx="1805940" cy="1121410"/>
+                          </a:xfrm>
+                          <a:prstGeom prst="rect">
+                            <a:avLst/>
+                          </a:prstGeom>
+                        </pic:spPr>
+                      </pic:pic>
+                    </a:graphicData>
+                  </a:graphic>
+                </wp:anchor>
+              </w:drawing>
+            </w:r>
+          </w:p>
+        </w:tc>
+        <w:tc>
+          <w:tcPr>
+            <w:tcW w:type="dxa" w:w="4105"/>
+            <w:tcBorders/>
+          </w:tcPr>
+          <w:p>
+            <w:pPr>
+              <w:pStyle w:val="Heading1"/>
+              <w:spacing/>
+              <w:jc w:val="both"/>
+              <w:rPr/>
+            </w:pPr>
+            <w:r>
+              <w:rPr/>
+              <w:t xml:space="preserve">Mountain-200</w:t>
+            </w:r>
+          </w:p>
+          <w:p>
+            <w:pPr>
+              <w:spacing/>
+              <w:jc w:val="both"/>
+              <w:rPr/>
+            </w:pPr>
+            <w:r>
+              <w:rPr/>
+              <w:t xml:space="preserve">Product No: BK-M68B-38</w:t>
+            </w:r>
+          </w:p>
+          <w:p>
+            <w:pPr>
+              <w:spacing/>
+              <w:jc w:val="both"/>
+              <w:rPr/>
+            </w:pPr>
+            <w:r>
+              <w:rPr/>
+              <w:t xml:space="preserve">Size: 38</w:t>
+            </w:r>
+          </w:p>
+          <w:p>
+            <w:pPr>
+              <w:spacing/>
+              <w:jc w:val="both"/>
+              <w:rPr/>
+            </w:pPr>
+            <w:r>
+              <w:rPr/>
+              <w:t xml:space="preserve">Weight: 25</w:t>
+            </w:r>
+          </w:p>
+          <w:p>
+            <w:pPr>
+              <w:spacing/>
+              <w:jc w:val="both"/>
+              <w:rPr/>
+            </w:pPr>
+            <w:r>
+              <w:rPr/>
+              <w:t xml:space="preserve">Price: $2,294.99</w:t>
+            </w:r>
+          </w:p>
+          <w:p>
+            <w:pPr>
+              <w:spacing/>
+              <w:jc w:val="both"/>
+              <w:rPr/>
+            </w:pPr>
+          </w:p>
+          <w:p>
+            <w:pPr>
+              <w:spacing/>
+              <w:jc w:val="both"/>
+              <w:rPr/>
+            </w:pPr>
+          </w:p>
+        </w:tc>
+      </w:tr>
+      <w:tr>
+        <w:trPr/>
+        <w:tc>
+          <w:tcPr>
+            <w:tcW w:type="dxa" w:w="4215"/>
+            <w:tcBorders/>
+          </w:tcPr>
+          <w:p>
+            <w:pPr>
+              <w:pStyle w:val="Heading1"/>
+              <w:spacing/>
+              <w:jc w:val="both"/>
+              <w:rPr/>
+            </w:pPr>
+            <w:r>
+              <w:rPr/>
+              <w:t xml:space="preserve">Mountain-300</w:t>
+            </w:r>
+          </w:p>
+          <w:p>
+            <w:pPr>
+              <w:spacing/>
+              <w:jc w:val="both"/>
+              <w:rPr/>
+            </w:pPr>
+            <w:r>
+              <w:rPr/>
+              <w:t xml:space="preserve">Product No: BK-M47B-38</w:t>
+            </w:r>
+          </w:p>
+          <w:p>
+            <w:pPr>
+              <w:spacing/>
+              <w:jc w:val="both"/>
+              <w:rPr/>
+            </w:pPr>
+            <w:r>
+              <w:rPr/>
+              <w:t xml:space="preserve">Size: 35</w:t>
+            </w:r>
+          </w:p>
+          <w:p>
+            <w:pPr>
+              <w:spacing/>
+              <w:jc w:val="both"/>
+              <w:rPr/>
+            </w:pPr>
+            <w:r>
+              <w:rPr/>
+              <w:t xml:space="preserve">Weight: 22</w:t>
+            </w:r>
+          </w:p>
+          <w:p>
+            <w:pPr>
+              <w:spacing/>
+              <w:jc w:val="both"/>
+              <w:rPr/>
+            </w:pPr>
+            <w:r>
+              <w:rPr/>
+              <w:t xml:space="preserve">Price: $1,079.99</w:t>
+            </w:r>
+          </w:p>
+          <w:p>
+            <w:pPr>
+              <w:spacing/>
+              <w:jc w:val="both"/>
+              <w:rPr/>
+            </w:pPr>
+          </w:p>
+          <w:p>
+            <w:pPr>
+              <w:spacing/>
+              <w:jc w:val="both"/>
+              <w:rPr/>
+            </w:pPr>
+          </w:p>
+        </w:tc>
+        <w:tc>
+          <w:tcPr>
+            <w:tcW w:type="dxa" w:w="4105"/>
+            <w:tcBorders/>
+          </w:tcPr>
+          <w:p>
+            <w:pPr>
+              <w:pStyle w:val="Heading1"/>
+              <w:spacing/>
+              <w:jc w:val="both"/>
+              <w:rPr/>
+            </w:pPr>
+            <w:r>
+              <w:rPr>
+                <w:noProof/>
+              </w:rPr>
+              <mc:AlternateContent>
+                <mc:Choice Requires="wps">
+                  <w:drawing>
+                    <wp:anchor distT="0" distB="0" distL="114300" distR="114300" simplePos="0" relativeHeight="251659264" behindDoc="0" locked="0" layoutInCell="1" allowOverlap="1">
+                      <wp:simplePos x="0" y="0"/>
+                      <wp:positionH relativeFrom="column">
+                        <wp:posOffset>-17145</wp:posOffset>
+                      </wp:positionH>
+                      <wp:positionV relativeFrom="paragraph">
+                        <wp:posOffset>222250</wp:posOffset>
+                      </wp:positionV>
+                      <wp:extent cx="2286000" cy="1226820"/>
+                      <wp:wrapNone/>
+                      <wp:docPr id="1617994672" name="Rectangle 2" title=""/>
+                      <a:graphic xmlns:a="http://schemas.openxmlformats.org/drawingml/2006/main">
+                        <a:graphicData uri="http://schemas.microsoft.com/office/word/2010/wordprocessingShape">
+                          <wps:wsp>
+                            <wps:cNvSpPr/>
+                            <wps:spPr>
+                              <a:xfrm>
+                                <a:off x="0" y="0"/>
+                                <a:ext cx="2286000" cy="1226820"/>
+                              </a:xfrm>
+                              <a:prstGeom prst="rect">
+                                <a:avLst/>
+                              </a:prstGeom>
+                              <a:solidFill>
+                                <a:srgbClr val="FFFFFF">
+                                  <a:alpha val="100000"/>
+                                </a:srgbClr>
+                              </a:solidFill>
+                              <a:ln cap="flat" cmpd="sng" w="12700">
+                                <a:solidFill>
+                                  <a:srgbClr val="223F59">
+                                    <a:alpha val="100000"/>
+                                  </a:srgbClr>
+                                </a:solidFill>
+                                <a:prstDash val="solid"/>
+                                <a:miter lim="800000"/>
+                              </a:ln>
+                            </wps:spPr>
+                            <wps:style>
+                              <a:lnRef idx="2">
+                                <a:srgbClr val="223F59">
+                                  <a:alpha val="100000"/>
+                                </a:srgbClr>
+                              </a:lnRef>
+                              <a:fillRef idx="1">
+                                <a:srgbClr val="5B9BD5">
+                                  <a:alpha val="100000"/>
+                                </a:srgbClr>
+                              </a:fillRef>
+                              <a:effectRef idx="0">
+                                <a:srgbClr val="5B9BD5">
+                                  <a:alpha val="100000"/>
+                                </a:srgbClr>
+                              </a:effectRef>
+                              <a:fontRef idx="minor">
+                                <a:srgbClr val="FFFFFF">
+                                  <a:alpha val="100000"/>
+                                </a:srgbClr>
+                              </a:fontRef>
+                            </wps:style>
+                            <wps:txbx>
+                              <w:txbxContent>
+                                <w:p>
+                                  <w:pPr>
+                                    <w:pBdr/>
+                                    <w:spacing/>
+                                    <w:jc w:val="center"/>
+                                    <w:rPr/>
+                                  </w:pPr>
+                                  <w:r>
+                                    <w:rPr>
+                                      <w:noProof/>
+                                    </w:rPr>
+                                    <w:drawing>
+                                      <wp:inline>
+                                        <wp:extent cx="2286000" cy="1416248"/>
+                                        <wp:effectExtent xmlns:wp="http://schemas.openxmlformats.org/drawingml/2006/wordprocessingDrawing" l="0" t="0" r="3810" b="0"/>
+                                        <wp:docPr id="1617994673" name="Picture 1" title="Product"/>
+                                        <wp:cNvGraphicFramePr>
+                                          <a:graphicFrameLocks noChangeAspect="1"/>
+                                        </wp:cNvGraphicFramePr>
+                                        <a:graphic>
+                                          <a:graphicData uri="http://schemas.openxmlformats.org/drawingml/2006/picture">
+                                            <pic:pic xmlns:pic="http://schemas.openxmlformats.org/drawingml/2006/picture">
+                                              <pic:nvPicPr>
+                                                <pic:cNvPr id="0" name="" descr=""/>
+                                                <pic:cNvPicPr>
+                                                  <a:picLocks noChangeAspect="1" noChangeArrowheads="1"/>
+                                                </pic:cNvPicPr>
+                                              </pic:nvPicPr>
+                                              <pic:blipFill>
+                                                <a:blip r:embed="rId2" cstate="print">
+                                                  <a:extLst>
+                                                    <a:ext uri="{28A0092B-C50C-407E-A947-70E740481C1C}">
+                                                      <a14:useLocalDpi xmlns:a14="http://schemas.microsoft.com/office/drawing/2010/main" val="0"/>
+                                                    </a:ext>
+                                                  </a:extLst>
+                                                </a:blip>
+                                                <a:srcRect/>
+                                                <a:stretch>
+                                                  <a:fillRect/>
+                                                </a:stretch>
+                                              </pic:blipFill>
+                                              <pic:spPr bwMode="auto">
+                                                <a:xfrm>
+                                                  <a:off x="0" y="0"/>
+                                                  <a:ext cx="2286000" cy="1416248"/>
+                                                </a:xfrm>
+                                                <a:prstGeom prst="rect">
+                                                  <a:avLst/>
+                                                </a:prstGeom>
+                                              </pic:spPr>
+                                            </pic:pic>
+                                          </a:graphicData>
+                                        </a:graphic>
+                                      </wp:inline>
+                                    </w:drawing>
+                                  </w:r>
+                                </w:p>
+                              </w:txbxContent>
+                            </wps:txbx>
+                            <wps:bodyPr rot="0" spcFirstLastPara="0" vertOverflow="overflow" horzOverflow="overflow" wrap="square" lIns="91440" rIns="91440" tIns="45720" bIns="45720" numCol="1" spcCol="0" rtlCol="0" fromWordArt="0" anchor="ctr" anchorCtr="0" forceAA="0" compatLnSpc="1" vert="horz">
+                              <a:prstTxWarp prst="textNoShape">
+                                <a:avLst/>
+                              </a:prstTxWarp>
+                              <a:noAutofit/>
+                            </wps:bodyPr>
+                          </wps:wsp>
+                        </a:graphicData>
+                      </a:graphic>
+                    </wp:anchor>
+                  </w:drawing>
+                </mc:Choice>
+                <mc:Fallback>
+                  <w:pict>
+                    <v:shape id="Rectangle 2" type="#_x0000_t202" style="position:absolute;margin-left:-1.35pt;margin-top:17.5pt;width:180pt;height:96.6pt;z-index:251659264;;v-text-anchor:middle;mso-wrap-distance-left:9pt;mso-wrap-distance-top:0pt;mso-wrap-distance-right:9pt;mso-wrap-distance-bottom:0pt;mso-wrap-style:square;position:absolute;text-align:left" fillcolor="#FFFFFF" strokecolor="#091723" strokeweight="1pt">
+                      <v:stroke dashstyle="solid" linestyle="single"/>
+                      <v:textbox style="" inset="7.2pt,3.6pt,7.2pt,3.6pt">
                         <w:txbxContent>
                           <w:p>
                             <w:pPr>
+                              <w:pBdr/>
                               <w:spacing/>
+                              <w:jc w:val="center"/>
                               <w:rPr/>
                             </w:pPr>
                             <w:r>
-                              <w:rPr/>
+                              <w:rPr>
+                                <w:noProof/>
+                              </w:rPr>
                               <w:drawing>
                                 <wp:inline>
-                                  <wp:extent cx="1905000" cy="1270000"/>
-                                  <wp:docPr id="2" name="Picture 1"/>
-                                  <a:graphic>
+                                  <wp:extent cx="2286000" cy="1416248"/>
+                                  <wp:effectExtent xmlns:wp="http://schemas.openxmlformats.org/drawingml/2006/wordprocessingDrawing" l="0" t="0" r="3810" b="0"/>
+                                  <wp:docPr id="1617994674" name="Picture 1" title="Product"/>
+                                  <wp:cNvGraphicFramePr>
+                                    <a:graphicFrameLocks xmlns:a="http://schemas.openxmlformats.org/drawingml/2006/main" noChangeAspect="1"/>
+                                  </wp:cNvGraphicFramePr>
+                                  <a:graphic xmlns:a="http://schemas.openxmlformats.org/drawingml/2006/main">
                                     <a:graphicData uri="http://schemas.openxmlformats.org/drawingml/2006/picture">
                                       <pic:pic xmlns:pic="http://schemas.openxmlformats.org/drawingml/2006/picture">
                                         <pic:nvPicPr>
@@ -72,7 +498,13 @@
                                           </pic:cNvPicPr>
                                         </pic:nvPicPr>
                                         <pic:blipFill>
-                                          <a:blip r:embed="rId1"/>
+                                          <a:blip r:embed="rId2" cstate="print">
+                                            <a:extLst>
+                                              <a:ext uri="{28A0092B-C50C-407E-A947-70E740481C1C}">
+                                                <a14:useLocalDpi xmlns:a14="http://schemas.microsoft.com/office/drawing/2010/main" val="0"/>
+                                              </a:ext>
+                                            </a:extLst>
+                                          </a:blip>
                                           <a:srcRect/>
                                           <a:stretch>
                                             <a:fillRect/>
@@ -81,7 +513,7 @@
                                         <pic:spPr bwMode="auto">
                                           <a:xfrm>
                                             <a:off x="0" y="0"/>
-                                            <a:ext cx="1905000" cy="1270000"/>
+                                            <a:ext cx="2286000" cy="1416248"/>
                                           </a:xfrm>
                                           <a:prstGeom prst="rect">
                                             <a:avLst/>
@@ -95,84 +527,455 @@
                             </w:r>
                           </w:p>
                         </w:txbxContent>
-                      </wps:txbx>
-                      <wps:bodyPr rot="0" spcFirstLastPara="0" vertOverflow="overflow" horzOverflow="overflow" wrap="square" lIns="91440" rIns="91440" tIns="45720" bIns="45720" numCol="1" spcCol="0" rtlCol="0" fromWordArt="0" anchor="t" anchorCtr="0" forceAA="0" compatLnSpc="1" vert="horz">
-                        <a:noAutofit/>
-                      </wps:bodyPr>
-                    </wps:wsp>
-                  </a:graphicData>
-                </a:graphic>
-              </wp:anchor>
-            </w:drawing>
-          </mc:Choice>
-          <mc:Fallback>
-            <w:pict>
-              <v:rect style="position:absolute;margin-left:72pt;margin-top:72pt;width:150pt;height:100pt;z-index:2147483647;;v-text-anchor:top;mso-wrap-distance-left:0pt;mso-wrap-distance-top:0pt;mso-wrap-distance-right:0pt;mso-wrap-distance-bottom:0pt;" strokecolor="#000000" strokeweight="1pt">
-                <v:stroke dashstyle="solid" linestyle="single" joinstyle="miter" endcap="flat" color2="#000000"/>
-                <v:fill opacity="65536f" color2="#FFFFFF"/>
-                <v:textbox style="">
-                  <w:txbxContent>
-                    <w:p>
-                      <w:pPr>
-                        <w:spacing/>
-                        <w:rPr/>
-                      </w:pPr>
-                      <w:r>
-                        <w:rPr/>
-                        <w:drawing>
-                          <wp:inline>
-                            <wp:extent cx="1905000" cy="1270000"/>
-                            <wp:docPr id="3" name="Picture 1"/>
-                            <a:graphic xmlns:a="http://schemas.openxmlformats.org/drawingml/2006/main">
-                              <a:graphicData uri="http://schemas.openxmlformats.org/drawingml/2006/picture">
-                                <pic:pic xmlns:pic="http://schemas.openxmlformats.org/drawingml/2006/picture">
-                                  <pic:nvPicPr>
-                                    <pic:cNvPr id="0" name="" descr=""/>
-                                    <pic:cNvPicPr>
-                                      <a:picLocks noChangeAspect="1" noChangeArrowheads="1"/>
-                                    </pic:cNvPicPr>
-                                  </pic:nvPicPr>
-                                  <pic:blipFill>
-                                    <a:blip r:embed="rId1"/>
-                                    <a:srcRect/>
-                                    <a:stretch>
-                                      <a:fillRect/>
-                                    </a:stretch>
-                                  </pic:blipFill>
-                                  <pic:spPr bwMode="auto">
-                                    <a:xfrm>
-                                      <a:off x="0" y="0"/>
-                                      <a:ext cx="1905000" cy="1270000"/>
-                                    </a:xfrm>
-                                    <a:prstGeom prst="rect">
-                                      <a:avLst/>
-                                    </a:prstGeom>
-                                  </pic:spPr>
-                                </pic:pic>
-                              </a:graphicData>
-                            </a:graphic>
-                          </wp:inline>
-                        </w:drawing>
-                      </w:r>
-                    </w:p>
-                  </w:txbxContent>
-                </v:textbox>
-              </v:rect>
-            </w:pict>
-          </mc:Fallback>
-        </mc:AlternateContent>
-      </w:r>
+                      </v:textbox>
+                    </v:shape>
+                  </w:pict>
+                </mc:Fallback>
+              </mc:AlternateContent>
+            </w:r>
+          </w:p>
+        </w:tc>
+      </w:tr>
+    </w:tbl>
+    <w:p>
+      <w:pPr>
+        <w:spacing/>
+        <w:jc w:val="both"/>
+        <w:rPr/>
+      </w:pPr>
     </w:p>
     <w:sectPr>
-      <w:type w:val="nextPage"/>
-      <w:pgSz w:w="11906" w:h="16838"/>
-      <w:pgMar w:top="400" w:right="400" w:bottom="400" w:left="1000" w:gutter="0"/>
+      <w:headerReference w:type="first" r:id="rId3"/>
+      <w:footerReference w:type="first" r:id="rId4"/>
+      <w:headerReference w:type="even" r:id="rId5"/>
+      <w:footerReference w:type="even" r:id="rId6"/>
+      <w:headerReference w:type="default" r:id="rId7"/>
+      <w:footerReference w:type="default" r:id="rId8"/>
+      <w:type w:val="continuous"/>
+      <w:pgSz w:w="11200" w:h="15840"/>
+      <w:pgMar w:top="1440" w:right="1440" w:bottom="1440" w:left="1440" w:header="720" w:footer="720" w:gutter="0"/>
       <w:pgBorders/>
       <w:pgNumType w:fmt="decimal"/>
-      <w:cols w:equalWidth="1" w:space="720"/>
+      <w:cols w:num="1" w:equalWidth="1" w:space="720"/>
     </w:sectPr>
   </w:body>
 </w:document>
+</file>
+
+<file path=word/footer4.xml><?xml version="1.0" encoding="utf-8"?>
+<w:ftr xmlns:v="urn:schemas-microsoft-com:vml" xmlns:w10="urn:schemas-microsoft-com:office:word" xmlns:o="urn:schemas-microsoft-com:office:office" xmlns:ve="http://schemas.openxmlformats.org/markup-compatibility/2006" xmlns:r="http://schemas.openxmlformats.org/officeDocument/2006/relationships" xmlns:m="http://schemas.openxmlformats.org/officeDocument/2006/math" xmlns:wne="http://schemas.microsoft.com/office/word/2006/wordml" xmlns:a="http://schemas.openxmlformats.org/drawingml/2006/main" xmlns:pic="http://schemas.openxmlformats.org/drawingml/2006/picture" xmlns:wp="http://schemas.openxmlformats.org/drawingml/2006/wordprocessingDrawing" xmlns:wpc="http://schemas.microsoft.com/office/word/2010/wordprocessingCanvas" xmlns:wp14="http://schemas.microsoft.com/office/word/2010/wordprocessingDrawing" xmlns:w14="http://schemas.microsoft.com/office/word/2010/wordml" xmlns:w15="http://schemas.microsoft.com/office/word/2012/wordml" xmlns:wpg="http://schemas.microsoft.com/office/word/2010/wordprocessingGroup" xmlns:wpi="http://schemas.microsoft.com/office/word/2010/wordprocessingInk" xmlns:wps="http://schemas.microsoft.com/office/word/2010/wordprocessingShape" xmlns:w="http://schemas.openxmlformats.org/wordprocessingml/2006/main" ve:Ignorable="w14 w15 wp14">
+  <w:p>
+    <w:pPr>
+      <w:pStyle w:val="Footer"/>
+      <w:spacing/>
+      <w:rPr/>
+    </w:pPr>
+  </w:p>
+</w:ftr>
+</file>
+
+<file path=word/footer6.xml><?xml version="1.0" encoding="utf-8"?>
+<w:ftr xmlns:v="urn:schemas-microsoft-com:vml" xmlns:w10="urn:schemas-microsoft-com:office:word" xmlns:o="urn:schemas-microsoft-com:office:office" xmlns:ve="http://schemas.openxmlformats.org/markup-compatibility/2006" xmlns:r="http://schemas.openxmlformats.org/officeDocument/2006/relationships" xmlns:m="http://schemas.openxmlformats.org/officeDocument/2006/math" xmlns:wne="http://schemas.microsoft.com/office/word/2006/wordml" xmlns:a="http://schemas.openxmlformats.org/drawingml/2006/main" xmlns:pic="http://schemas.openxmlformats.org/drawingml/2006/picture" xmlns:wp="http://schemas.openxmlformats.org/drawingml/2006/wordprocessingDrawing" xmlns:wpc="http://schemas.microsoft.com/office/word/2010/wordprocessingCanvas" xmlns:wp14="http://schemas.microsoft.com/office/word/2010/wordprocessingDrawing" xmlns:w14="http://schemas.microsoft.com/office/word/2010/wordml" xmlns:w15="http://schemas.microsoft.com/office/word/2012/wordml" xmlns:wpg="http://schemas.microsoft.com/office/word/2010/wordprocessingGroup" xmlns:wpi="http://schemas.microsoft.com/office/word/2010/wordprocessingInk" xmlns:wps="http://schemas.microsoft.com/office/word/2010/wordprocessingShape" xmlns:w="http://schemas.openxmlformats.org/wordprocessingml/2006/main" ve:Ignorable="w14 w15 wp14">
+  <w:p>
+    <w:pPr>
+      <w:pStyle w:val="Footer"/>
+      <w:spacing/>
+      <w:rPr/>
+    </w:pPr>
+  </w:p>
+</w:ftr>
+</file>
+
+<file path=word/footer8.xml><?xml version="1.0" encoding="utf-8"?>
+<w:ftr xmlns:v="urn:schemas-microsoft-com:vml" xmlns:w10="urn:schemas-microsoft-com:office:word" xmlns:o="urn:schemas-microsoft-com:office:office" xmlns:ve="http://schemas.openxmlformats.org/markup-compatibility/2006" xmlns:r="http://schemas.openxmlformats.org/officeDocument/2006/relationships" xmlns:m="http://schemas.openxmlformats.org/officeDocument/2006/math" xmlns:wne="http://schemas.microsoft.com/office/word/2006/wordml" xmlns:a="http://schemas.openxmlformats.org/drawingml/2006/main" xmlns:pic="http://schemas.openxmlformats.org/drawingml/2006/picture" xmlns:wp="http://schemas.openxmlformats.org/drawingml/2006/wordprocessingDrawing" xmlns:wpc="http://schemas.microsoft.com/office/word/2010/wordprocessingCanvas" xmlns:wp14="http://schemas.microsoft.com/office/word/2010/wordprocessingDrawing" xmlns:w14="http://schemas.microsoft.com/office/word/2010/wordml" xmlns:w15="http://schemas.microsoft.com/office/word/2012/wordml" xmlns:wpg="http://schemas.microsoft.com/office/word/2010/wordprocessingGroup" xmlns:wpi="http://schemas.microsoft.com/office/word/2010/wordprocessingInk" xmlns:wps="http://schemas.microsoft.com/office/word/2010/wordprocessingShape" xmlns:w="http://schemas.openxmlformats.org/wordprocessingml/2006/main" ve:Ignorable="w14 w15 wp14">
+  <w:p>
+    <w:pPr>
+      <w:pStyle w:val="Footer"/>
+      <w:spacing/>
+      <w:rPr/>
+    </w:pPr>
+  </w:p>
+</w:ftr>
+</file>
+
+<file path=word/header3.xml><?xml version="1.0" encoding="utf-8"?>
+<w:hdr xmlns:v="urn:schemas-microsoft-com:vml" xmlns:w10="urn:schemas-microsoft-com:office:word" xmlns:o="urn:schemas-microsoft-com:office:office" xmlns:ve="http://schemas.openxmlformats.org/markup-compatibility/2006" xmlns:r="http://schemas.openxmlformats.org/officeDocument/2006/relationships" xmlns:m="http://schemas.openxmlformats.org/officeDocument/2006/math" xmlns:wne="http://schemas.microsoft.com/office/word/2006/wordml" xmlns:a="http://schemas.openxmlformats.org/drawingml/2006/main" xmlns:pic="http://schemas.openxmlformats.org/drawingml/2006/picture" xmlns:wp="http://schemas.openxmlformats.org/drawingml/2006/wordprocessingDrawing" xmlns:wpc="http://schemas.microsoft.com/office/word/2010/wordprocessingCanvas" xmlns:wp14="http://schemas.microsoft.com/office/word/2010/wordprocessingDrawing" xmlns:w14="http://schemas.microsoft.com/office/word/2010/wordml" xmlns:w15="http://schemas.microsoft.com/office/word/2012/wordml" xmlns:wpg="http://schemas.microsoft.com/office/word/2010/wordprocessingGroup" xmlns:wpi="http://schemas.microsoft.com/office/word/2010/wordprocessingInk" xmlns:wps="http://schemas.microsoft.com/office/word/2010/wordprocessingShape" xmlns:w="http://schemas.openxmlformats.org/wordprocessingml/2006/main" ve:Ignorable="w14 w15 wp14">
+  <w:p>
+    <w:pPr>
+      <w:pStyle w:val="Header"/>
+      <w:spacing/>
+      <w:rPr/>
+    </w:pPr>
+  </w:p>
+</w:hdr>
+</file>
+
+<file path=word/header5.xml><?xml version="1.0" encoding="utf-8"?>
+<w:hdr xmlns:v="urn:schemas-microsoft-com:vml" xmlns:w10="urn:schemas-microsoft-com:office:word" xmlns:o="urn:schemas-microsoft-com:office:office" xmlns:ve="http://schemas.openxmlformats.org/markup-compatibility/2006" xmlns:r="http://schemas.openxmlformats.org/officeDocument/2006/relationships" xmlns:m="http://schemas.openxmlformats.org/officeDocument/2006/math" xmlns:wne="http://schemas.microsoft.com/office/word/2006/wordml" xmlns:a="http://schemas.openxmlformats.org/drawingml/2006/main" xmlns:pic="http://schemas.openxmlformats.org/drawingml/2006/picture" xmlns:wp="http://schemas.openxmlformats.org/drawingml/2006/wordprocessingDrawing" xmlns:wpc="http://schemas.microsoft.com/office/word/2010/wordprocessingCanvas" xmlns:wp14="http://schemas.microsoft.com/office/word/2010/wordprocessingDrawing" xmlns:w14="http://schemas.microsoft.com/office/word/2010/wordml" xmlns:w15="http://schemas.microsoft.com/office/word/2012/wordml" xmlns:wpg="http://schemas.microsoft.com/office/word/2010/wordprocessingGroup" xmlns:wpi="http://schemas.microsoft.com/office/word/2010/wordprocessingInk" xmlns:wps="http://schemas.microsoft.com/office/word/2010/wordprocessingShape" xmlns:w="http://schemas.openxmlformats.org/wordprocessingml/2006/main" ve:Ignorable="w14 w15 wp14">
+  <w:p>
+    <w:pPr>
+      <w:pStyle w:val="Header"/>
+      <w:spacing/>
+      <w:rPr/>
+    </w:pPr>
+  </w:p>
+</w:hdr>
+</file>
+
+<file path=word/header7.xml><?xml version="1.0" encoding="utf-8"?>
+<w:hdr xmlns:v="urn:schemas-microsoft-com:vml" xmlns:w10="urn:schemas-microsoft-com:office:word" xmlns:o="urn:schemas-microsoft-com:office:office" xmlns:ve="http://schemas.openxmlformats.org/markup-compatibility/2006" xmlns:r="http://schemas.openxmlformats.org/officeDocument/2006/relationships" xmlns:m="http://schemas.openxmlformats.org/officeDocument/2006/math" xmlns:wne="http://schemas.microsoft.com/office/word/2006/wordml" xmlns:a="http://schemas.openxmlformats.org/drawingml/2006/main" xmlns:pic="http://schemas.openxmlformats.org/drawingml/2006/picture" xmlns:wp="http://schemas.openxmlformats.org/drawingml/2006/wordprocessingDrawing" xmlns:wpc="http://schemas.microsoft.com/office/word/2010/wordprocessingCanvas" xmlns:wp14="http://schemas.microsoft.com/office/word/2010/wordprocessingDrawing" xmlns:w14="http://schemas.microsoft.com/office/word/2010/wordml" xmlns:w15="http://schemas.microsoft.com/office/word/2012/wordml" xmlns:wpg="http://schemas.microsoft.com/office/word/2010/wordprocessingGroup" xmlns:wpi="http://schemas.microsoft.com/office/word/2010/wordprocessingInk" xmlns:wps="http://schemas.microsoft.com/office/word/2010/wordprocessingShape" xmlns:w="http://schemas.openxmlformats.org/wordprocessingml/2006/main" ve:Ignorable="w14 w15 wp14">
+  <w:p>
+    <w:pPr>
+      <w:pStyle w:val="Header"/>
+      <w:spacing/>
+      <w:rPr/>
+    </w:pPr>
+  </w:p>
+</w:hdr>
+</file>
+
+<file path=word/numbering.xml><?xml version="1.0" encoding="utf-8"?>
+<w:numbering xmlns:wpc="http://schemas.microsoft.com/office/word/2010/wordprocessingCanvas" xmlns:mc="http://schemas.openxmlformats.org/markup-compatibility/2006" xmlns:o="urn:schemas-microsoft-com:office:office" xmlns:r="http://schemas.openxmlformats.org/officeDocument/2006/relationships" xmlns:m="http://schemas.openxmlformats.org/officeDocument/2006/math" xmlns:v="urn:schemas-microsoft-com:vml" xmlns:wp14="http://schemas.microsoft.com/office/word/2010/wordprocessingDrawing" xmlns:wp="http://schemas.openxmlformats.org/drawingml/2006/wordprocessingDrawing" xmlns:w="http://schemas.openxmlformats.org/wordprocessingml/2006/main" xmlns:w10="urn:schemas-microsoft-com:office:word" xmlns:w14="http://schemas.microsoft.com/office/word/2010/wordml" xmlns:w15="http://schemas.microsoft.com/office/word/2012/wordml" xmlns:wpg="http://schemas.microsoft.com/office/word/2010/wordprocessingGroup" xmlns:wpi="http://schemas.microsoft.com/office/word/2010/wordprocessingInk" xmlns:wne="http://schemas.microsoft.com/office/word/2006/wordml" xmlns:wps="http://schemas.microsoft.com/office/word/2010/wordprocessingShape" mc:Ignorable="w14 w15 wp14">
+  <w:abstractNum w:abstractNumId="0">
+    <w:nsid w:val="00000001"/>
+    <w:lvl w:ilvl="0">
+      <w:start w:val="1"/>
+      <w:numFmt w:val="bullet"/>
+      <w:suff w:val="tab"/>
+      <w:lvlText w:val=""/>
+      <w:pPr>
+        <w:spacing/>
+        <w:ind w:left="720"/>
+      </w:pPr>
+      <w:rPr>
+        <w:rFonts w:ascii="Symbol" w:hAnsi="Symbol" w:eastAsia="Symbol" w:cs="Symbol"/>
+      </w:rPr>
+    </w:lvl>
+    <w:lvl w:ilvl="1">
+      <w:start w:val="1"/>
+      <w:numFmt w:val="bullet"/>
+      <w:suff w:val="tab"/>
+      <w:lvlText w:val="o"/>
+      <w:pPr>
+        <w:spacing/>
+        <w:ind w:left="1440"/>
+      </w:pPr>
+      <w:rPr>
+        <w:rFonts w:ascii="Courier New" w:hAnsi="Courier New" w:eastAsia="Courier New" w:cs="Courier New"/>
+      </w:rPr>
+    </w:lvl>
+    <w:lvl w:ilvl="2">
+      <w:start w:val="1"/>
+      <w:numFmt w:val="bullet"/>
+      <w:suff w:val="tab"/>
+      <w:lvlText w:val=""/>
+      <w:pPr>
+        <w:spacing/>
+        <w:ind w:left="2160"/>
+      </w:pPr>
+      <w:rPr>
+        <w:rFonts w:ascii="Wingdings" w:hAnsi="Wingdings" w:eastAsia="Wingdings" w:cs="Wingdings"/>
+      </w:rPr>
+    </w:lvl>
+    <w:lvl w:ilvl="3">
+      <w:start w:val="1"/>
+      <w:numFmt w:val="bullet"/>
+      <w:suff w:val="tab"/>
+      <w:lvlText w:val=""/>
+      <w:pPr>
+        <w:spacing/>
+        <w:ind w:left="2880"/>
+      </w:pPr>
+      <w:rPr>
+        <w:rFonts w:ascii="Symbol" w:hAnsi="Symbol" w:eastAsia="Symbol" w:cs="Symbol"/>
+      </w:rPr>
+    </w:lvl>
+    <w:lvl w:ilvl="4">
+      <w:start w:val="1"/>
+      <w:numFmt w:val="bullet"/>
+      <w:suff w:val="tab"/>
+      <w:lvlText w:val="o"/>
+      <w:pPr>
+        <w:spacing/>
+        <w:ind w:left="3600"/>
+      </w:pPr>
+      <w:rPr>
+        <w:rFonts w:ascii="Courier New" w:hAnsi="Courier New" w:eastAsia="Courier New" w:cs="Courier New"/>
+      </w:rPr>
+    </w:lvl>
+    <w:lvl w:ilvl="5">
+      <w:start w:val="1"/>
+      <w:numFmt w:val="bullet"/>
+      <w:suff w:val="tab"/>
+      <w:lvlText w:val=""/>
+      <w:pPr>
+        <w:spacing/>
+        <w:ind w:left="4320"/>
+      </w:pPr>
+      <w:rPr>
+        <w:rFonts w:ascii="Wingdings" w:hAnsi="Wingdings" w:eastAsia="Wingdings" w:cs="Wingdings"/>
+      </w:rPr>
+    </w:lvl>
+    <w:lvl w:ilvl="6">
+      <w:start w:val="1"/>
+      <w:numFmt w:val="bullet"/>
+      <w:suff w:val="tab"/>
+      <w:lvlText w:val=""/>
+      <w:pPr>
+        <w:spacing/>
+        <w:ind w:left="5040"/>
+      </w:pPr>
+      <w:rPr>
+        <w:rFonts w:ascii="Symbol" w:hAnsi="Symbol" w:eastAsia="Symbol" w:cs="Symbol"/>
+      </w:rPr>
+    </w:lvl>
+    <w:lvl w:ilvl="7">
+      <w:start w:val="1"/>
+      <w:numFmt w:val="bullet"/>
+      <w:suff w:val="tab"/>
+      <w:lvlText w:val="o"/>
+      <w:pPr>
+        <w:spacing/>
+        <w:ind w:left="5760"/>
+      </w:pPr>
+      <w:rPr>
+        <w:rFonts w:ascii="Courier New" w:hAnsi="Courier New" w:eastAsia="Courier New" w:cs="Courier New"/>
+      </w:rPr>
+    </w:lvl>
+    <w:lvl w:ilvl="8">
+      <w:start w:val="1"/>
+      <w:numFmt w:val="bullet"/>
+      <w:suff w:val="tab"/>
+      <w:lvlText w:val=""/>
+      <w:pPr>
+        <w:spacing/>
+        <w:ind w:left="6480"/>
+      </w:pPr>
+      <w:rPr>
+        <w:rFonts w:ascii="Wingdings" w:hAnsi="Wingdings" w:eastAsia="Wingdings" w:cs="Wingdings"/>
+      </w:rPr>
+    </w:lvl>
+  </w:abstractNum>
+  <w:abstractNum w:abstractNumId="1">
+    <w:nsid w:val="0000000A"/>
+    <w:lvl w:ilvl="0">
+      <w:start w:val="1"/>
+      <w:numFmt w:val="decimal"/>
+      <w:suff w:val="tab"/>
+      <w:lvlText w:val="%1."/>
+      <w:pPr>
+        <w:spacing/>
+        <w:ind w:left="720" w:hanging="360"/>
+      </w:pPr>
+      <w:rPr/>
+    </w:lvl>
+    <w:lvl w:ilvl="1">
+      <w:start w:val="1"/>
+      <w:numFmt w:val="lowerLetter"/>
+      <w:suff w:val="tab"/>
+      <w:lvlText w:val="%2."/>
+      <w:pPr>
+        <w:spacing/>
+        <w:ind w:left="1440" w:hanging="360"/>
+      </w:pPr>
+      <w:rPr/>
+    </w:lvl>
+    <w:lvl w:ilvl="2">
+      <w:start w:val="1"/>
+      <w:numFmt w:val="lowerRoman"/>
+      <w:suff w:val="tab"/>
+      <w:lvlText w:val="%3."/>
+      <w:lvlJc w:val="right"/>
+      <w:pPr>
+        <w:spacing/>
+        <w:ind w:left="2160" w:hanging="180"/>
+      </w:pPr>
+      <w:rPr/>
+    </w:lvl>
+    <w:lvl w:ilvl="3">
+      <w:start w:val="1"/>
+      <w:numFmt w:val="decimal"/>
+      <w:suff w:val="tab"/>
+      <w:lvlText w:val="%4."/>
+      <w:pPr>
+        <w:spacing/>
+        <w:ind w:left="2880" w:hanging="360"/>
+      </w:pPr>
+      <w:rPr/>
+    </w:lvl>
+    <w:lvl w:ilvl="4">
+      <w:start w:val="1"/>
+      <w:numFmt w:val="lowerLetter"/>
+      <w:suff w:val="tab"/>
+      <w:lvlText w:val="%5."/>
+      <w:pPr>
+        <w:spacing/>
+        <w:ind w:left="3600" w:hanging="360"/>
+      </w:pPr>
+      <w:rPr/>
+    </w:lvl>
+    <w:lvl w:ilvl="5">
+      <w:start w:val="1"/>
+      <w:numFmt w:val="lowerRoman"/>
+      <w:suff w:val="tab"/>
+      <w:lvlText w:val="%6."/>
+      <w:lvlJc w:val="right"/>
+      <w:pPr>
+        <w:spacing/>
+        <w:ind w:left="4320" w:hanging="180"/>
+      </w:pPr>
+      <w:rPr/>
+    </w:lvl>
+    <w:lvl w:ilvl="6">
+      <w:start w:val="1"/>
+      <w:numFmt w:val="decimal"/>
+      <w:suff w:val="tab"/>
+      <w:lvlText w:val="%7."/>
+      <w:pPr>
+        <w:spacing/>
+        <w:ind w:left="5040" w:hanging="360"/>
+      </w:pPr>
+      <w:rPr/>
+    </w:lvl>
+    <w:lvl w:ilvl="7">
+      <w:start w:val="1"/>
+      <w:numFmt w:val="lowerLetter"/>
+      <w:suff w:val="tab"/>
+      <w:lvlText w:val="%8."/>
+      <w:pPr>
+        <w:spacing/>
+        <w:ind w:left="5760" w:hanging="360"/>
+      </w:pPr>
+      <w:rPr/>
+    </w:lvl>
+    <w:lvl w:ilvl="8">
+      <w:start w:val="1"/>
+      <w:numFmt w:val="lowerRoman"/>
+      <w:suff w:val="tab"/>
+      <w:lvlText w:val="%9."/>
+      <w:lvlJc w:val="right"/>
+      <w:pPr>
+        <w:spacing/>
+        <w:ind w:left="6480" w:hanging="180"/>
+      </w:pPr>
+      <w:rPr/>
+    </w:lvl>
+  </w:abstractNum>
+  <w:abstractNum w:abstractNumId="2">
+    <w:nsid w:val="36396254"/>
+    <w:lvl w:ilvl="0">
+      <w:start w:val="1"/>
+      <w:numFmt w:val="decimal"/>
+      <w:suff w:val="tab"/>
+      <w:lvlText w:val="%1."/>
+      <w:pPr>
+        <w:spacing/>
+        <w:ind w:left="720"/>
+      </w:pPr>
+      <w:rPr/>
+    </w:lvl>
+    <w:lvl w:ilvl="1">
+      <w:start w:val="1"/>
+      <w:numFmt w:val="lowerLetter"/>
+      <w:suff w:val="tab"/>
+      <w:lvlText w:val="%2."/>
+      <w:lvlJc w:val="right"/>
+      <w:pPr>
+        <w:spacing/>
+        <w:ind w:left="1440"/>
+      </w:pPr>
+      <w:rPr/>
+    </w:lvl>
+    <w:lvl w:ilvl="2">
+      <w:start w:val="1"/>
+      <w:numFmt w:val="lowerRoman"/>
+      <w:suff w:val="tab"/>
+      <w:lvlText w:val="%3."/>
+      <w:pPr>
+        <w:spacing/>
+        <w:ind w:left="2160"/>
+      </w:pPr>
+      <w:rPr/>
+    </w:lvl>
+    <w:lvl w:ilvl="3">
+      <w:start w:val="1"/>
+      <w:numFmt w:val="decimal"/>
+      <w:suff w:val="tab"/>
+      <w:lvlText w:val="%4."/>
+      <w:pPr>
+        <w:spacing/>
+        <w:ind w:left="2880"/>
+      </w:pPr>
+      <w:rPr/>
+    </w:lvl>
+    <w:lvl w:ilvl="4">
+      <w:start w:val="1"/>
+      <w:numFmt w:val="lowerLetter"/>
+      <w:suff w:val="tab"/>
+      <w:lvlText w:val="%5."/>
+      <w:lvlJc w:val="right"/>
+      <w:pPr>
+        <w:spacing/>
+        <w:ind w:left="3600"/>
+      </w:pPr>
+      <w:rPr/>
+    </w:lvl>
+    <w:lvl w:ilvl="5">
+      <w:start w:val="1"/>
+      <w:numFmt w:val="lowerRoman"/>
+      <w:suff w:val="tab"/>
+      <w:lvlText w:val="%6."/>
+      <w:pPr>
+        <w:spacing/>
+        <w:ind w:left="4320"/>
+      </w:pPr>
+      <w:rPr/>
+    </w:lvl>
+    <w:lvl w:ilvl="6">
+      <w:start w:val="1"/>
+      <w:numFmt w:val="decimal"/>
+      <w:suff w:val="tab"/>
+      <w:lvlText w:val="%7."/>
+      <w:pPr>
+        <w:spacing/>
+        <w:ind w:left="5040"/>
+      </w:pPr>
+      <w:rPr/>
+    </w:lvl>
+    <w:lvl w:ilvl="7">
+      <w:start w:val="1"/>
+      <w:numFmt w:val="lowerLetter"/>
+      <w:suff w:val="tab"/>
+      <w:lvlText w:val="%8."/>
+      <w:lvlJc w:val="right"/>
+      <w:pPr>
+        <w:spacing/>
+        <w:ind w:left="5760"/>
+      </w:pPr>
+      <w:rPr/>
+    </w:lvl>
+    <w:lvl w:ilvl="8">
+      <w:start w:val="1"/>
+      <w:numFmt w:val="lowerRoman"/>
+      <w:suff w:val="tab"/>
+      <w:lvlText w:val="%9."/>
+      <w:pPr>
+        <w:spacing/>
+        <w:ind w:left="6480"/>
+      </w:pPr>
+      <w:rPr/>
+    </w:lvl>
+  </w:abstractNum>
+  <w:num w:numId="1">
+    <w:abstractNumId w:val="0"/>
+  </w:num>
+  <w:num w:numId="2">
+    <w:abstractNumId w:val="1"/>
+  </w:num>
+  <w:num w:numId="3">
+    <w:abstractNumId w:val="2"/>
+  </w:num>
+</w:numbering>
 </file>
 
 <file path=word/styles.xml><?xml version="1.0" encoding="utf-8"?>
@@ -180,17 +983,438 @@
   <w:docDefaults>
     <w:rPrDefault>
       <w:rPr>
-        <w:rFonts/>
+        <w:rFonts w:ascii="Times New Roman" w:hAnsi="Times New Roman" w:eastAsia="Times New Roman" w:cs="Times New Roman"/>
+        <w:lang w:val="en-US" w:eastAsia="en-US" w:bidi="ar-SA"/>
       </w:rPr>
     </w:rPrDefault>
-    <w:pPrDefault/>
+    <w:pPrDefault>
+      <w:pPr>
+        <w:spacing/>
+      </w:pPr>
+    </w:pPrDefault>
   </w:docDefaults>
-  <w:style w:type="table" w:default="1" w:styleId="TableNormal">
+  <w:latentStyles xmlns:w="http://schemas.openxmlformats.org/wordprocessingml/2006/main" w:defLockedState="0" w:defUIPriority="99" w:defSemiHidden="0" w:defUnhideWhenUsed="0" w:defQFormat="0" w:count="376">
+    <w:lsdException w:name="Normal" w:uiPriority="0" w:qFormat="1"/>
+    <w:lsdException w:name="heading 1" w:uiPriority="9" w:qFormat="1"/>
+    <w:lsdException w:name="heading 2" w:semiHidden="1" w:uiPriority="9" w:unhideWhenUsed="1" w:qFormat="1"/>
+    <w:lsdException w:name="heading 3" w:semiHidden="1" w:uiPriority="9" w:unhideWhenUsed="1" w:qFormat="1"/>
+    <w:lsdException w:name="heading 4" w:semiHidden="1" w:uiPriority="9" w:unhideWhenUsed="1" w:qFormat="1"/>
+    <w:lsdException w:name="heading 5" w:semiHidden="1" w:uiPriority="9" w:unhideWhenUsed="1" w:qFormat="1"/>
+    <w:lsdException w:name="heading 6" w:semiHidden="1" w:uiPriority="9" w:unhideWhenUsed="1" w:qFormat="1"/>
+    <w:lsdException w:name="heading 7" w:semiHidden="1" w:uiPriority="9" w:unhideWhenUsed="1" w:qFormat="1"/>
+    <w:lsdException w:name="heading 8" w:semiHidden="1" w:uiPriority="9" w:unhideWhenUsed="1" w:qFormat="1"/>
+    <w:lsdException w:name="heading 9" w:semiHidden="1" w:uiPriority="9" w:unhideWhenUsed="1" w:qFormat="1"/>
+    <w:lsdException w:name="index 1" w:semiHidden="1" w:unhideWhenUsed="1"/>
+    <w:lsdException w:name="index 2" w:semiHidden="1" w:unhideWhenUsed="1"/>
+    <w:lsdException w:name="index 3" w:semiHidden="1" w:unhideWhenUsed="1"/>
+    <w:lsdException w:name="index 4" w:semiHidden="1" w:unhideWhenUsed="1"/>
+    <w:lsdException w:name="index 5" w:semiHidden="1" w:unhideWhenUsed="1"/>
+    <w:lsdException w:name="index 6" w:semiHidden="1" w:unhideWhenUsed="1"/>
+    <w:lsdException w:name="index 7" w:semiHidden="1" w:unhideWhenUsed="1"/>
+    <w:lsdException w:name="index 8" w:semiHidden="1" w:unhideWhenUsed="1"/>
+    <w:lsdException w:name="index 9" w:semiHidden="1" w:unhideWhenUsed="1"/>
+    <w:lsdException w:name="toc 1" w:semiHidden="1" w:uiPriority="39" w:unhideWhenUsed="1"/>
+    <w:lsdException w:name="toc 2" w:semiHidden="1" w:uiPriority="39" w:unhideWhenUsed="1"/>
+    <w:lsdException w:name="toc 3" w:semiHidden="1" w:uiPriority="39" w:unhideWhenUsed="1"/>
+    <w:lsdException w:name="toc 4" w:semiHidden="1" w:uiPriority="39" w:unhideWhenUsed="1"/>
+    <w:lsdException w:name="toc 5" w:semiHidden="1" w:uiPriority="39" w:unhideWhenUsed="1"/>
+    <w:lsdException w:name="toc 6" w:semiHidden="1" w:uiPriority="39" w:unhideWhenUsed="1"/>
+    <w:lsdException w:name="toc 7" w:semiHidden="1" w:uiPriority="39" w:unhideWhenUsed="1"/>
+    <w:lsdException w:name="toc 8" w:semiHidden="1" w:uiPriority="39" w:unhideWhenUsed="1"/>
+    <w:lsdException w:name="toc 9" w:semiHidden="1" w:uiPriority="39" w:unhideWhenUsed="1"/>
+    <w:lsdException w:name="Normal Indent" w:semiHidden="1" w:unhideWhenUsed="1"/>
+    <w:lsdException w:name="footnote text" w:semiHidden="1" w:unhideWhenUsed="1"/>
+    <w:lsdException w:name="annotation text" w:semiHidden="1" w:unhideWhenUsed="1"/>
+    <w:lsdException w:name="header" w:semiHidden="1" w:unhideWhenUsed="1"/>
+    <w:lsdException w:name="footer" w:semiHidden="1" w:unhideWhenUsed="1"/>
+    <w:lsdException w:name="index heading" w:semiHidden="1" w:unhideWhenUsed="1"/>
+    <w:lsdException w:name="caption" w:semiHidden="1" w:uiPriority="35" w:unhideWhenUsed="1" w:qFormat="1"/>
+    <w:lsdException w:name="table of figures" w:semiHidden="1" w:unhideWhenUsed="1"/>
+    <w:lsdException w:name="envelope address" w:semiHidden="1" w:unhideWhenUsed="1"/>
+    <w:lsdException w:name="envelope return" w:semiHidden="1" w:unhideWhenUsed="1"/>
+    <w:lsdException w:name="footnote reference" w:semiHidden="1" w:unhideWhenUsed="1"/>
+    <w:lsdException w:name="annotation reference" w:semiHidden="1" w:unhideWhenUsed="1"/>
+    <w:lsdException w:name="line number" w:semiHidden="1" w:unhideWhenUsed="1"/>
+    <w:lsdException w:name="page number" w:semiHidden="1" w:unhideWhenUsed="1"/>
+    <w:lsdException w:name="endnote reference" w:semiHidden="1" w:unhideWhenUsed="1"/>
+    <w:lsdException w:name="endnote text" w:semiHidden="1" w:unhideWhenUsed="1"/>
+    <w:lsdException w:name="table of authorities" w:semiHidden="1" w:unhideWhenUsed="1"/>
+    <w:lsdException w:name="macro" w:semiHidden="1" w:unhideWhenUsed="1"/>
+    <w:lsdException w:name="toa heading" w:semiHidden="1" w:unhideWhenUsed="1"/>
+    <w:lsdException w:name="List" w:semiHidden="1" w:unhideWhenUsed="1"/>
+    <w:lsdException w:name="List Bullet" w:semiHidden="1" w:unhideWhenUsed="1"/>
+    <w:lsdException w:name="List Number" w:semiHidden="1" w:unhideWhenUsed="1"/>
+    <w:lsdException w:name="List 2" w:semiHidden="1" w:unhideWhenUsed="1"/>
+    <w:lsdException w:name="List 3" w:semiHidden="1" w:unhideWhenUsed="1"/>
+    <w:lsdException w:name="List 4" w:semiHidden="1" w:unhideWhenUsed="1"/>
+    <w:lsdException w:name="List 5" w:semiHidden="1" w:unhideWhenUsed="1"/>
+    <w:lsdException w:name="List Bullet 2" w:semiHidden="1" w:unhideWhenUsed="1"/>
+    <w:lsdException w:name="List Bullet 3" w:semiHidden="1" w:unhideWhenUsed="1"/>
+    <w:lsdException w:name="List Bullet 4" w:semiHidden="1" w:unhideWhenUsed="1"/>
+    <w:lsdException w:name="List Bullet 5" w:semiHidden="1" w:unhideWhenUsed="1"/>
+    <w:lsdException w:name="List Number 2" w:semiHidden="1" w:unhideWhenUsed="1"/>
+    <w:lsdException w:name="List Number 3" w:semiHidden="1" w:unhideWhenUsed="1"/>
+    <w:lsdException w:name="List Number 4" w:semiHidden="1" w:unhideWhenUsed="1"/>
+    <w:lsdException w:name="List Number 5" w:semiHidden="1" w:unhideWhenUsed="1"/>
+    <w:lsdException w:name="Title" w:uiPriority="10" w:qFormat="1"/>
+    <w:lsdException w:name="Closing" w:semiHidden="1" w:unhideWhenUsed="1"/>
+    <w:lsdException w:name="Signature" w:semiHidden="1" w:unhideWhenUsed="1"/>
+    <w:lsdException w:name="Default Paragraph Font" w:semiHidden="1" w:uiPriority="1" w:unhideWhenUsed="1"/>
+    <w:lsdException w:name="Body Text" w:semiHidden="1" w:unhideWhenUsed="1"/>
+    <w:lsdException w:name="Body Text Indent" w:semiHidden="1" w:unhideWhenUsed="1"/>
+    <w:lsdException w:name="List Continue" w:semiHidden="1" w:unhideWhenUsed="1"/>
+    <w:lsdException w:name="List Continue 2" w:semiHidden="1" w:unhideWhenUsed="1"/>
+    <w:lsdException w:name="List Continue 3" w:semiHidden="1" w:unhideWhenUsed="1"/>
+    <w:lsdException w:name="List Continue 4" w:semiHidden="1" w:unhideWhenUsed="1"/>
+    <w:lsdException w:name="List Continue 5" w:semiHidden="1" w:unhideWhenUsed="1"/>
+    <w:lsdException w:name="Message Header" w:semiHidden="1" w:unhideWhenUsed="1"/>
+    <w:lsdException w:name="Subtitle" w:uiPriority="11" w:qFormat="1"/>
+    <w:lsdException w:name="Salutation" w:semiHidden="1" w:unhideWhenUsed="1"/>
+    <w:lsdException w:name="Date" w:semiHidden="1" w:unhideWhenUsed="1"/>
+    <w:lsdException w:name="Body Text First Indent" w:semiHidden="1" w:unhideWhenUsed="1"/>
+    <w:lsdException w:name="Body Text First Indent 2" w:semiHidden="1" w:unhideWhenUsed="1"/>
+    <w:lsdException w:name="Note Heading" w:semiHidden="1" w:unhideWhenUsed="1"/>
+    <w:lsdException w:name="Body Text 2" w:semiHidden="1" w:unhideWhenUsed="1"/>
+    <w:lsdException w:name="Body Text 3" w:semiHidden="1" w:unhideWhenUsed="1"/>
+    <w:lsdException w:name="Body Text Indent 2" w:semiHidden="1" w:unhideWhenUsed="1"/>
+    <w:lsdException w:name="Body Text Indent 3" w:semiHidden="1" w:unhideWhenUsed="1"/>
+    <w:lsdException w:name="Block Text" w:semiHidden="1" w:unhideWhenUsed="1"/>
+    <w:lsdException w:name="Hyperlink" w:semiHidden="1" w:unhideWhenUsed="1"/>
+    <w:lsdException w:name="FollowedHyperlink" w:semiHidden="1" w:unhideWhenUsed="1"/>
+    <w:lsdException w:name="Strong" w:uiPriority="22" w:qFormat="1"/>
+    <w:lsdException w:name="Emphasis" w:uiPriority="20" w:qFormat="1"/>
+    <w:lsdException w:name="Document Map" w:semiHidden="1" w:unhideWhenUsed="1"/>
+    <w:lsdException w:name="Plain Text" w:semiHidden="1" w:unhideWhenUsed="1"/>
+    <w:lsdException w:name="E-mail Signature" w:semiHidden="1" w:unhideWhenUsed="1"/>
+    <w:lsdException w:name="HTML Top of Form" w:semiHidden="1" w:unhideWhenUsed="1"/>
+    <w:lsdException w:name="HTML Bottom of Form" w:semiHidden="1" w:unhideWhenUsed="1"/>
+    <w:lsdException w:name="Normal (Web)" w:semiHidden="1" w:unhideWhenUsed="1"/>
+    <w:lsdException w:name="HTML Acronym" w:semiHidden="1" w:unhideWhenUsed="1"/>
+    <w:lsdException w:name="HTML Address" w:semiHidden="1" w:unhideWhenUsed="1"/>
+    <w:lsdException w:name="HTML Cite" w:semiHidden="1" w:unhideWhenUsed="1"/>
+    <w:lsdException w:name="HTML Code" w:semiHidden="1" w:unhideWhenUsed="1"/>
+    <w:lsdException w:name="HTML Definition" w:semiHidden="1" w:unhideWhenUsed="1"/>
+    <w:lsdException w:name="HTML Keyboard" w:semiHidden="1" w:unhideWhenUsed="1"/>
+    <w:lsdException w:name="HTML Preformatted" w:semiHidden="1" w:unhideWhenUsed="1"/>
+    <w:lsdException w:name="HTML Sample" w:semiHidden="1" w:unhideWhenUsed="1"/>
+    <w:lsdException w:name="HTML Typewriter" w:semiHidden="1" w:unhideWhenUsed="1"/>
+    <w:lsdException w:name="HTML Variable" w:semiHidden="1" w:unhideWhenUsed="1"/>
+    <w:lsdException w:name="Normal Table" w:semiHidden="1" w:unhideWhenUsed="1"/>
+    <w:lsdException w:name="annotation subject" w:semiHidden="1" w:unhideWhenUsed="1"/>
+    <w:lsdException w:name="No List" w:semiHidden="1" w:unhideWhenUsed="1"/>
+    <w:lsdException w:name="Outline List 1" w:semiHidden="1" w:unhideWhenUsed="1"/>
+    <w:lsdException w:name="Outline List 2" w:semiHidden="1" w:unhideWhenUsed="1"/>
+    <w:lsdException w:name="Outline List 3" w:semiHidden="1" w:unhideWhenUsed="1"/>
+    <w:lsdException w:name="Table Simple 1" w:semiHidden="1" w:unhideWhenUsed="1"/>
+    <w:lsdException w:name="Table Simple 2" w:semiHidden="1" w:unhideWhenUsed="1"/>
+    <w:lsdException w:name="Table Simple 3" w:semiHidden="1" w:unhideWhenUsed="1"/>
+    <w:lsdException w:name="Table Classic 1" w:semiHidden="1" w:unhideWhenUsed="1"/>
+    <w:lsdException w:name="Table Classic 2" w:semiHidden="1" w:unhideWhenUsed="1"/>
+    <w:lsdException w:name="Table Classic 3" w:semiHidden="1" w:unhideWhenUsed="1"/>
+    <w:lsdException w:name="Table Classic 4" w:semiHidden="1" w:unhideWhenUsed="1"/>
+    <w:lsdException w:name="Table Colorful 1" w:semiHidden="1" w:unhideWhenUsed="1"/>
+    <w:lsdException w:name="Table Colorful 2" w:semiHidden="1" w:unhideWhenUsed="1"/>
+    <w:lsdException w:name="Table Colorful 3" w:semiHidden="1" w:unhideWhenUsed="1"/>
+    <w:lsdException w:name="Table Columns 1" w:semiHidden="1" w:unhideWhenUsed="1"/>
+    <w:lsdException w:name="Table Columns 2" w:semiHidden="1" w:unhideWhenUsed="1"/>
+    <w:lsdException w:name="Table Columns 3" w:semiHidden="1" w:unhideWhenUsed="1"/>
+    <w:lsdException w:name="Table Columns 4" w:semiHidden="1" w:unhideWhenUsed="1"/>
+    <w:lsdException w:name="Table Columns 5" w:semiHidden="1" w:unhideWhenUsed="1"/>
+    <w:lsdException w:name="Table Grid 1" w:semiHidden="1" w:unhideWhenUsed="1"/>
+    <w:lsdException w:name="Table Grid 2" w:semiHidden="1" w:unhideWhenUsed="1"/>
+    <w:lsdException w:name="Table Grid 3" w:semiHidden="1" w:unhideWhenUsed="1"/>
+    <w:lsdException w:name="Table Grid 4" w:semiHidden="1" w:unhideWhenUsed="1"/>
+    <w:lsdException w:name="Table Grid 5" w:semiHidden="1" w:unhideWhenUsed="1"/>
+    <w:lsdException w:name="Table Grid 6" w:semiHidden="1" w:unhideWhenUsed="1"/>
+    <w:lsdException w:name="Table Grid 7" w:semiHidden="1" w:unhideWhenUsed="1"/>
+    <w:lsdException w:name="Table Grid 8" w:semiHidden="1" w:unhideWhenUsed="1"/>
+    <w:lsdException w:name="Table List 1" w:semiHidden="1" w:unhideWhenUsed="1"/>
+    <w:lsdException w:name="Table List 2" w:semiHidden="1" w:unhideWhenUsed="1"/>
+    <w:lsdException w:name="Table List 3" w:semiHidden="1" w:unhideWhenUsed="1"/>
+    <w:lsdException w:name="Table List 4" w:semiHidden="1" w:unhideWhenUsed="1"/>
+    <w:lsdException w:name="Table List 5" w:semiHidden="1" w:unhideWhenUsed="1"/>
+    <w:lsdException w:name="Table List 6" w:semiHidden="1" w:unhideWhenUsed="1"/>
+    <w:lsdException w:name="Table List 7" w:semiHidden="1" w:unhideWhenUsed="1"/>
+    <w:lsdException w:name="Table List 8" w:semiHidden="1" w:unhideWhenUsed="1"/>
+    <w:lsdException w:name="Table 3D effects 1" w:semiHidden="1" w:unhideWhenUsed="1"/>
+    <w:lsdException w:name="Table 3D effects 2" w:semiHidden="1" w:unhideWhenUsed="1"/>
+    <w:lsdException w:name="Table 3D effects 3" w:semiHidden="1" w:unhideWhenUsed="1"/>
+    <w:lsdException w:name="Table Contemporary" w:semiHidden="1" w:unhideWhenUsed="1"/>
+    <w:lsdException w:name="Table Elegant" w:semiHidden="1" w:unhideWhenUsed="1"/>
+    <w:lsdException w:name="Table Professional" w:semiHidden="1" w:unhideWhenUsed="1"/>
+    <w:lsdException w:name="Table Subtle 1" w:semiHidden="1" w:unhideWhenUsed="1"/>
+    <w:lsdException w:name="Table Subtle 2" w:semiHidden="1" w:unhideWhenUsed="1"/>
+    <w:lsdException w:name="Table Web 1" w:semiHidden="1" w:unhideWhenUsed="1"/>
+    <w:lsdException w:name="Table Web 2" w:semiHidden="1" w:unhideWhenUsed="1"/>
+    <w:lsdException w:name="Table Web 3" w:semiHidden="1" w:unhideWhenUsed="1"/>
+    <w:lsdException w:name="Balloon Text" w:semiHidden="1" w:unhideWhenUsed="1"/>
+    <w:lsdException w:name="Table Grid" w:uiPriority="39"/>
+    <w:lsdException w:name="Table Theme" w:semiHidden="1" w:unhideWhenUsed="1"/>
+    <w:lsdException w:name="Placeholder Text" w:semiHidden="1"/>
+    <w:lsdException w:name="No Spacing" w:uiPriority="1" w:qFormat="1"/>
+    <w:lsdException w:name="Light Shading" w:uiPriority="60"/>
+    <w:lsdException w:name="Light List" w:uiPriority="61"/>
+    <w:lsdException w:name="Light Grid" w:uiPriority="62"/>
+    <w:lsdException w:name="Medium Shading 1" w:uiPriority="63"/>
+    <w:lsdException w:name="Medium Shading 2" w:uiPriority="64"/>
+    <w:lsdException w:name="Medium List 1" w:uiPriority="65"/>
+    <w:lsdException w:name="Medium List 2" w:uiPriority="66"/>
+    <w:lsdException w:name="Medium Grid 1" w:uiPriority="67"/>
+    <w:lsdException w:name="Medium Grid 2" w:uiPriority="68"/>
+    <w:lsdException w:name="Medium Grid 3" w:uiPriority="69"/>
+    <w:lsdException w:name="Dark List" w:uiPriority="70"/>
+    <w:lsdException w:name="Colorful Shading" w:uiPriority="71"/>
+    <w:lsdException w:name="Colorful List" w:uiPriority="72"/>
+    <w:lsdException w:name="Colorful Grid" w:uiPriority="73"/>
+    <w:lsdException w:name="Light Shading Accent 1" w:uiPriority="60"/>
+    <w:lsdException w:name="Light List Accent 1" w:uiPriority="61"/>
+    <w:lsdException w:name="Light Grid Accent 1" w:uiPriority="62"/>
+    <w:lsdException w:name="Medium Shading 1 Accent 1" w:uiPriority="63"/>
+    <w:lsdException w:name="Medium Shading 2 Accent 1" w:uiPriority="64"/>
+    <w:lsdException w:name="Medium List 1 Accent 1" w:uiPriority="65"/>
+    <w:lsdException w:name="Revision" w:semiHidden="1"/>
+    <w:lsdException w:name="List Paragraph" w:uiPriority="34" w:qFormat="1"/>
+    <w:lsdException w:name="Quote" w:uiPriority="29" w:qFormat="1"/>
+    <w:lsdException w:name="Intense Quote" w:uiPriority="30" w:qFormat="1"/>
+    <w:lsdException w:name="Medium List 2 Accent 1" w:uiPriority="66"/>
+    <w:lsdException w:name="Medium Grid 1 Accent 1" w:uiPriority="67"/>
+    <w:lsdException w:name="Medium Grid 2 Accent 1" w:uiPriority="68"/>
+    <w:lsdException w:name="Medium Grid 3 Accent 1" w:uiPriority="69"/>
+    <w:lsdException w:name="Dark List Accent 1" w:uiPriority="70"/>
+    <w:lsdException w:name="Colorful Shading Accent 1" w:uiPriority="71"/>
+    <w:lsdException w:name="Colorful List Accent 1" w:uiPriority="72"/>
+    <w:lsdException w:name="Colorful Grid Accent 1" w:uiPriority="73"/>
+    <w:lsdException w:name="Light Shading Accent 2" w:uiPriority="60"/>
+    <w:lsdException w:name="Light List Accent 2" w:uiPriority="61"/>
+    <w:lsdException w:name="Light Grid Accent 2" w:uiPriority="62"/>
+    <w:lsdException w:name="Medium Shading 1 Accent 2" w:uiPriority="63"/>
+    <w:lsdException w:name="Medium Shading 2 Accent 2" w:uiPriority="64"/>
+    <w:lsdException w:name="Medium List 1 Accent 2" w:uiPriority="65"/>
+    <w:lsdException w:name="Medium List 2 Accent 2" w:uiPriority="66"/>
+    <w:lsdException w:name="Medium Grid 1 Accent 2" w:uiPriority="67"/>
+    <w:lsdException w:name="Medium Grid 2 Accent 2" w:uiPriority="68"/>
+    <w:lsdException w:name="Medium Grid 3 Accent 2" w:uiPriority="69"/>
+    <w:lsdException w:name="Dark List Accent 2" w:uiPriority="70"/>
+    <w:lsdException w:name="Colorful Shading Accent 2" w:uiPriority="71"/>
+    <w:lsdException w:name="Colorful List Accent 2" w:uiPriority="72"/>
+    <w:lsdException w:name="Colorful Grid Accent 2" w:uiPriority="73"/>
+    <w:lsdException w:name="Light Shading Accent 3" w:uiPriority="60"/>
+    <w:lsdException w:name="Light List Accent 3" w:uiPriority="61"/>
+    <w:lsdException w:name="Light Grid Accent 3" w:uiPriority="62"/>
+    <w:lsdException w:name="Medium Shading 1 Accent 3" w:uiPriority="63"/>
+    <w:lsdException w:name="Medium Shading 2 Accent 3" w:uiPriority="64"/>
+    <w:lsdException w:name="Medium List 1 Accent 3" w:uiPriority="65"/>
+    <w:lsdException w:name="Medium List 2 Accent 3" w:uiPriority="66"/>
+    <w:lsdException w:name="Medium Grid 1 Accent 3" w:uiPriority="67"/>
+    <w:lsdException w:name="Medium Grid 2 Accent 3" w:uiPriority="68"/>
+    <w:lsdException w:name="Medium Grid 3 Accent 3" w:uiPriority="69"/>
+    <w:lsdException w:name="Dark List Accent 3" w:uiPriority="70"/>
+    <w:lsdException w:name="Colorful Shading Accent 3" w:uiPriority="71"/>
+    <w:lsdException w:name="Colorful List Accent 3" w:uiPriority="72"/>
+    <w:lsdException w:name="Colorful Grid Accent 3" w:uiPriority="73"/>
+    <w:lsdException w:name="Light Shading Accent 4" w:uiPriority="60"/>
+    <w:lsdException w:name="Light List Accent 4" w:uiPriority="61"/>
+    <w:lsdException w:name="Light Grid Accent 4" w:uiPriority="62"/>
+    <w:lsdException w:name="Medium Shading 1 Accent 4" w:uiPriority="63"/>
+    <w:lsdException w:name="Medium Shading 2 Accent 4" w:uiPriority="64"/>
+    <w:lsdException w:name="Medium List 1 Accent 4" w:uiPriority="65"/>
+    <w:lsdException w:name="Medium List 2 Accent 4" w:uiPriority="66"/>
+    <w:lsdException w:name="Medium Grid 1 Accent 4" w:uiPriority="67"/>
+    <w:lsdException w:name="Medium Grid 2 Accent 4" w:uiPriority="68"/>
+    <w:lsdException w:name="Medium Grid 3 Accent 4" w:uiPriority="69"/>
+    <w:lsdException w:name="Dark List Accent 4" w:uiPriority="70"/>
+    <w:lsdException w:name="Colorful Shading Accent 4" w:uiPriority="71"/>
+    <w:lsdException w:name="Colorful List Accent 4" w:uiPriority="72"/>
+    <w:lsdException w:name="Colorful Grid Accent 4" w:uiPriority="73"/>
+    <w:lsdException w:name="Light Shading Accent 5" w:uiPriority="60"/>
+    <w:lsdException w:name="Light List Accent 5" w:uiPriority="61"/>
+    <w:lsdException w:name="Light Grid Accent 5" w:uiPriority="62"/>
+    <w:lsdException w:name="Medium Shading 1 Accent 5" w:uiPriority="63"/>
+    <w:lsdException w:name="Medium Shading 2 Accent 5" w:uiPriority="64"/>
+    <w:lsdException w:name="Medium List 1 Accent 5" w:uiPriority="65"/>
+    <w:lsdException w:name="Medium List 2 Accent 5" w:uiPriority="66"/>
+    <w:lsdException w:name="Medium Grid 1 Accent 5" w:uiPriority="67"/>
+    <w:lsdException w:name="Medium Grid 2 Accent 5" w:uiPriority="68"/>
+    <w:lsdException w:name="Medium Grid 3 Accent 5" w:uiPriority="69"/>
+    <w:lsdException w:name="Dark List Accent 5" w:uiPriority="70"/>
+    <w:lsdException w:name="Colorful Shading Accent 5" w:uiPriority="71"/>
+    <w:lsdException w:name="Colorful List Accent 5" w:uiPriority="72"/>
+    <w:lsdException w:name="Colorful Grid Accent 5" w:uiPriority="73"/>
+    <w:lsdException w:name="Light Shading Accent 6" w:uiPriority="60"/>
+    <w:lsdException w:name="Light List Accent 6" w:uiPriority="61"/>
+    <w:lsdException w:name="Light Grid Accent 6" w:uiPriority="62"/>
+    <w:lsdException w:name="Medium Shading 1 Accent 6" w:uiPriority="63"/>
+    <w:lsdException w:name="Medium Shading 2 Accent 6" w:uiPriority="64"/>
+    <w:lsdException w:name="Medium List 1 Accent 6" w:uiPriority="65"/>
+    <w:lsdException w:name="Medium List 2 Accent 6" w:uiPriority="66"/>
+    <w:lsdException w:name="Medium Grid 1 Accent 6" w:uiPriority="67"/>
+    <w:lsdException w:name="Medium Grid 2 Accent 6" w:uiPriority="68"/>
+    <w:lsdException w:name="Medium Grid 3 Accent 6" w:uiPriority="69"/>
+    <w:lsdException w:name="Dark List Accent 6" w:uiPriority="70"/>
+    <w:lsdException w:name="Colorful Shading Accent 6" w:uiPriority="71"/>
+    <w:lsdException w:name="Colorful List Accent 6" w:uiPriority="72"/>
+    <w:lsdException w:name="Colorful Grid Accent 6" w:uiPriority="73"/>
+    <w:lsdException w:name="Subtle Emphasis" w:uiPriority="19" w:qFormat="1"/>
+    <w:lsdException w:name="Intense Emphasis" w:uiPriority="21" w:qFormat="1"/>
+    <w:lsdException w:name="Subtle Reference" w:uiPriority="31" w:qFormat="1"/>
+    <w:lsdException w:name="Intense Reference" w:uiPriority="32" w:qFormat="1"/>
+    <w:lsdException w:name="Book Title" w:uiPriority="33" w:qFormat="1"/>
+    <w:lsdException w:name="Bibliography" w:semiHidden="1" w:uiPriority="37" w:unhideWhenUsed="1"/>
+    <w:lsdException w:name="TOC Heading" w:semiHidden="1" w:uiPriority="39" w:unhideWhenUsed="1" w:qFormat="1"/>
+    <w:lsdException w:name="Plain Table 1" w:uiPriority="41"/>
+    <w:lsdException w:name="Plain Table 2" w:uiPriority="42"/>
+    <w:lsdException w:name="Plain Table 3" w:uiPriority="43"/>
+    <w:lsdException w:name="Plain Table 4" w:uiPriority="44"/>
+    <w:lsdException w:name="Plain Table 5" w:uiPriority="45"/>
+    <w:lsdException w:name="Grid Table Light" w:uiPriority="40"/>
+    <w:lsdException w:name="Grid Table 1 Light" w:uiPriority="46"/>
+    <w:lsdException w:name="Grid Table 2" w:uiPriority="47"/>
+    <w:lsdException w:name="Grid Table 3" w:uiPriority="48"/>
+    <w:lsdException w:name="Grid Table 4" w:uiPriority="49"/>
+    <w:lsdException w:name="Grid Table 5 Dark" w:uiPriority="50"/>
+    <w:lsdException w:name="Grid Table 6 Colorful" w:uiPriority="51"/>
+    <w:lsdException w:name="Grid Table 7 Colorful" w:uiPriority="52"/>
+    <w:lsdException w:name="Grid Table 1 Light Accent 1" w:uiPriority="46"/>
+    <w:lsdException w:name="Grid Table 2 Accent 1" w:uiPriority="47"/>
+    <w:lsdException w:name="Grid Table 3 Accent 1" w:uiPriority="48"/>
+    <w:lsdException w:name="Grid Table 4 Accent 1" w:uiPriority="49"/>
+    <w:lsdException w:name="Grid Table 5 Dark Accent 1" w:uiPriority="50"/>
+    <w:lsdException w:name="Grid Table 6 Colorful Accent 1" w:uiPriority="51"/>
+    <w:lsdException w:name="Grid Table 7 Colorful Accent 1" w:uiPriority="52"/>
+    <w:lsdException w:name="Grid Table 1 Light Accent 2" w:uiPriority="46"/>
+    <w:lsdException w:name="Grid Table 2 Accent 2" w:uiPriority="47"/>
+    <w:lsdException w:name="Grid Table 3 Accent 2" w:uiPriority="48"/>
+    <w:lsdException w:name="Grid Table 4 Accent 2" w:uiPriority="49"/>
+    <w:lsdException w:name="Grid Table 5 Dark Accent 2" w:uiPriority="50"/>
+    <w:lsdException w:name="Grid Table 6 Colorful Accent 2" w:uiPriority="51"/>
+    <w:lsdException w:name="Grid Table 7 Colorful Accent 2" w:uiPriority="52"/>
+    <w:lsdException w:name="Grid Table 1 Light Accent 3" w:uiPriority="46"/>
+    <w:lsdException w:name="Grid Table 2 Accent 3" w:uiPriority="47"/>
+    <w:lsdException w:name="Grid Table 3 Accent 3" w:uiPriority="48"/>
+    <w:lsdException w:name="Grid Table 4 Accent 3" w:uiPriority="49"/>
+    <w:lsdException w:name="Grid Table 5 Dark Accent 3" w:uiPriority="50"/>
+    <w:lsdException w:name="Grid Table 6 Colorful Accent 3" w:uiPriority="51"/>
+    <w:lsdException w:name="Grid Table 7 Colorful Accent 3" w:uiPriority="52"/>
+    <w:lsdException w:name="Grid Table 1 Light Accent 4" w:uiPriority="46"/>
+    <w:lsdException w:name="Grid Table 2 Accent 4" w:uiPriority="47"/>
+    <w:lsdException w:name="Grid Table 3 Accent 4" w:uiPriority="48"/>
+    <w:lsdException w:name="Grid Table 4 Accent 4" w:uiPriority="49"/>
+    <w:lsdException w:name="Grid Table 5 Dark Accent 4" w:uiPriority="50"/>
+    <w:lsdException w:name="Grid Table 6 Colorful Accent 4" w:uiPriority="51"/>
+    <w:lsdException w:name="Grid Table 7 Colorful Accent 4" w:uiPriority="52"/>
+    <w:lsdException w:name="Grid Table 1 Light Accent 5" w:uiPriority="46"/>
+    <w:lsdException w:name="Grid Table 2 Accent 5" w:uiPriority="47"/>
+    <w:lsdException w:name="Grid Table 3 Accent 5" w:uiPriority="48"/>
+    <w:lsdException w:name="Grid Table 4 Accent 5" w:uiPriority="49"/>
+    <w:lsdException w:name="Grid Table 5 Dark Accent 5" w:uiPriority="50"/>
+    <w:lsdException w:name="Grid Table 6 Colorful Accent 5" w:uiPriority="51"/>
+    <w:lsdException w:name="Grid Table 7 Colorful Accent 5" w:uiPriority="52"/>
+    <w:lsdException w:name="Grid Table 1 Light Accent 6" w:uiPriority="46"/>
+    <w:lsdException w:name="Grid Table 2 Accent 6" w:uiPriority="47"/>
+    <w:lsdException w:name="Grid Table 3 Accent 6" w:uiPriority="48"/>
+    <w:lsdException w:name="Grid Table 4 Accent 6" w:uiPriority="49"/>
+    <w:lsdException w:name="Grid Table 5 Dark Accent 6" w:uiPriority="50"/>
+    <w:lsdException w:name="Grid Table 6 Colorful Accent 6" w:uiPriority="51"/>
+    <w:lsdException w:name="Grid Table 7 Colorful Accent 6" w:uiPriority="52"/>
+    <w:lsdException w:name="List Table 1 Light" w:uiPriority="46"/>
+    <w:lsdException w:name="List Table 2" w:uiPriority="47"/>
+    <w:lsdException w:name="List Table 3" w:uiPriority="48"/>
+    <w:lsdException w:name="List Table 4" w:uiPriority="49"/>
+    <w:lsdException w:name="List Table 5 Dark" w:uiPriority="50"/>
+    <w:lsdException w:name="List Table 6 Colorful" w:uiPriority="51"/>
+    <w:lsdException w:name="List Table 7 Colorful" w:uiPriority="52"/>
+    <w:lsdException w:name="List Table 1 Light Accent 1" w:uiPriority="46"/>
+    <w:lsdException w:name="List Table 2 Accent 1" w:uiPriority="47"/>
+    <w:lsdException w:name="List Table 3 Accent 1" w:uiPriority="48"/>
+    <w:lsdException w:name="List Table 4 Accent 1" w:uiPriority="49"/>
+    <w:lsdException w:name="List Table 5 Dark Accent 1" w:uiPriority="50"/>
+    <w:lsdException w:name="List Table 6 Colorful Accent 1" w:uiPriority="51"/>
+    <w:lsdException w:name="List Table 7 Colorful Accent 1" w:uiPriority="52"/>
+    <w:lsdException w:name="List Table 1 Light Accent 2" w:uiPriority="46"/>
+    <w:lsdException w:name="List Table 2 Accent 2" w:uiPriority="47"/>
+    <w:lsdException w:name="List Table 3 Accent 2" w:uiPriority="48"/>
+    <w:lsdException w:name="List Table 4 Accent 2" w:uiPriority="49"/>
+    <w:lsdException w:name="List Table 5 Dark Accent 2" w:uiPriority="50"/>
+    <w:lsdException w:name="List Table 6 Colorful Accent 2" w:uiPriority="51"/>
+    <w:lsdException w:name="List Table 7 Colorful Accent 2" w:uiPriority="52"/>
+    <w:lsdException w:name="List Table 1 Light Accent 3" w:uiPriority="46"/>
+    <w:lsdException w:name="List Table 2 Accent 3" w:uiPriority="47"/>
+    <w:lsdException w:name="List Table 3 Accent 3" w:uiPriority="48"/>
+    <w:lsdException w:name="List Table 4 Accent 3" w:uiPriority="49"/>
+    <w:lsdException w:name="List Table 5 Dark Accent 3" w:uiPriority="50"/>
+    <w:lsdException w:name="List Table 6 Colorful Accent 3" w:uiPriority="51"/>
+    <w:lsdException w:name="List Table 7 Colorful Accent 3" w:uiPriority="52"/>
+    <w:lsdException w:name="List Table 1 Light Accent 4" w:uiPriority="46"/>
+    <w:lsdException w:name="List Table 2 Accent 4" w:uiPriority="47"/>
+    <w:lsdException w:name="List Table 3 Accent 4" w:uiPriority="48"/>
+    <w:lsdException w:name="List Table 4 Accent 4" w:uiPriority="49"/>
+    <w:lsdException w:name="List Table 5 Dark Accent 4" w:uiPriority="50"/>
+    <w:lsdException w:name="List Table 6 Colorful Accent 4" w:uiPriority="51"/>
+    <w:lsdException w:name="List Table 7 Colorful Accent 4" w:uiPriority="52"/>
+    <w:lsdException w:name="List Table 1 Light Accent 5" w:uiPriority="46"/>
+    <w:lsdException w:name="List Table 2 Accent 5" w:uiPriority="47"/>
+    <w:lsdException w:name="List Table 3 Accent 5" w:uiPriority="48"/>
+    <w:lsdException w:name="List Table 4 Accent 5" w:uiPriority="49"/>
+    <w:lsdException w:name="List Table 5 Dark Accent 5" w:uiPriority="50"/>
+    <w:lsdException w:name="List Table 6 Colorful Accent 5" w:uiPriority="51"/>
+    <w:lsdException w:name="List Table 7 Colorful Accent 5" w:uiPriority="52"/>
+    <w:lsdException w:name="List Table 1 Light Accent 6" w:uiPriority="46"/>
+    <w:lsdException w:name="List Table 2 Accent 6" w:uiPriority="47"/>
+    <w:lsdException w:name="List Table 3 Accent 6" w:uiPriority="48"/>
+    <w:lsdException w:name="List Table 4 Accent 6" w:uiPriority="49"/>
+    <w:lsdException w:name="List Table 5 Dark Accent 6" w:uiPriority="50"/>
+    <w:lsdException w:name="List Table 6 Colorful Accent 6" w:uiPriority="51"/>
+    <w:lsdException w:name="List Table 7 Colorful Accent 6" w:uiPriority="52"/>
+    <w:lsdException w:name="Mention" w:semiHidden="1" w:unhideWhenUsed="1"/>
+    <w:lsdException w:name="Smart Hyperlink" w:semiHidden="1" w:unhideWhenUsed="1"/>
+    <w:lsdException w:name="Hashtag" w:semiHidden="1" w:unhideWhenUsed="1"/>
+    <w:lsdException w:name="Unresolved Mention" w:semiHidden="1" w:unhideWhenUsed="1"/>
+    <w:lsdException w:name="Smart Link" w:semiHidden="1" w:unhideWhenUsed="1"/>
+  </w:latentStyles>
+  <w:style w:type="paragraph" w:styleId="Normal" w:default="1">
+    <w:name w:val="Normal"/>
+    <w:qFormat/>
+    <w:pPr>
+      <w:spacing/>
+    </w:pPr>
+    <w:rPr>
+      <w:sz w:val="24"/>
+      <w:szCs w:val="24"/>
+    </w:rPr>
+  </w:style>
+  <w:style w:type="paragraph" w:styleId="Heading1">
+    <w:name w:val="Heading 1"/>
+    <w:basedOn w:val="Normal"/>
+    <w:link w:val="Heading1Char"/>
+    <w:uiPriority w:val="9"/>
+    <w:qFormat/>
+    <w:pPr>
+      <w:keepNext/>
+      <w:spacing w:before="240" w:after="60"/>
+      <w:outlineLvl w:val="0"/>
+    </w:pPr>
+    <w:rPr>
+      <w:rFonts w:ascii="Arial" w:hAnsi="Arial" w:eastAsia="MS Mincho" w:cs="Arial"/>
+      <w:b/>
+      <w:bCs/>
+      <w:kern w:val="32"/>
+      <w:sz w:val="32"/>
+      <w:szCs w:val="32"/>
+      <w:lang w:eastAsia="ja-JP"/>
+    </w:rPr>
+  </w:style>
+  <w:style w:type="character" w:styleId="DefaultParagraphFont" w:default="1">
+    <w:name w:val="Default Paragraph Font"/>
+    <w:uiPriority w:val="1"/>
+    <w:semiHidden/>
+    <w:unhideWhenUsed/>
+    <w:rPr/>
+  </w:style>
+  <w:style w:type="table" w:styleId="TableNormal" w:default="1">
     <w:name w:val="Normal Table"/>
     <w:uiPriority w:val="99"/>
     <w:semiHidden/>
     <w:unhideWhenUsed/>
-    <w:qFormat/>
     <w:tblPr>
       <w:tblInd w:w="0" w:type="dxa"/>
       <w:tblCellMar>
@@ -201,7 +1425,7 @@
       </w:tblCellMar>
     </w:tblPr>
   </w:style>
-  <w:style w:type="numbering" w:default="1" w:styleId="NoList">
+  <w:style w:type="numbering" w:styleId="NoList">
     <w:name w:val="No List"/>
     <w:uiPriority w:val="99"/>
     <w:semiHidden/>
@@ -210,35 +1434,171 @@
   <w:style w:type="table" w:styleId="TableGrid">
     <w:name w:val="Table Grid"/>
     <w:basedOn w:val="TableNormal"/>
-    <w:tblPr>
-      <w:tblInd w:w="0" w:type="dxa"/>
-      <w:tblBorders>
-        <w:top w:val="single" w:sz="4" w:space="0" w:color="000000"/>
-        <w:left w:val="single" w:sz="4" w:space="0" w:color="000000"/>
-        <w:bottom w:val="single" w:sz="4" w:space="0" w:color="000000"/>
-        <w:right w:val="single" w:sz="4" w:space="0" w:color="000000"/>
-        <w:insideH w:val="single" w:sz="4" w:space="0" w:color="000000"/>
-        <w:insideV w:val="single" w:sz="4" w:space="0" w:color="000000"/>
-      </w:tblBorders>
-    </w:tblPr>
-  </w:style>
-  <w:style w:type="paragraph" w:styleId="Normal" w:default="1">
-    <w:name w:val="Normal"/>
+  </w:style>
+  <w:style w:type="paragraph" w:styleId="Hello" w:customStyle="1">
+    <w:name w:val="Hello"/>
+    <w:basedOn w:val="Normal"/>
     <w:pPr>
       <w:spacing/>
     </w:pPr>
     <w:rPr>
-      <w:rFonts w:ascii="Times New Roman" w:hAnsi="Times New Roman" w:eastAsia="Times New Roman"/>
+      <w:rFonts w:ascii="Arial" w:hAnsi="Arial"/>
+      <w:b/>
+      <w:i/>
+      <w:sz w:val="32"/>
+      <w:szCs w:val="32"/>
+      <w:vertAlign w:val="superscript"/>
+    </w:rPr>
+  </w:style>
+  <w:style w:type="paragraph" w:styleId="BlockText">
+    <w:name w:val="Block Text"/>
+    <w:basedOn w:val="Normal"/>
+    <w:pPr>
+      <w:spacing w:after="120"/>
+      <w:ind w:left="1440" w:right="1440"/>
+    </w:pPr>
+    <w:rPr/>
+  </w:style>
+  <w:style w:type="paragraph" w:styleId="NormalWeb">
+    <w:name w:val="Normal (Web)"/>
+    <w:basedOn w:val="Normal"/>
+    <w:pPr>
+      <w:spacing w:before="100" w:beforeAutospacing="1" w:after="100" w:afterAutospacing="1"/>
+    </w:pPr>
+    <w:rPr/>
+  </w:style>
+  <w:style w:type="character" w:styleId="Hyperlink">
+    <w:name w:val="Hyperlink"/>
+    <w:basedOn w:val="DefaultParagraphFont"/>
+    <w:rPr>
+      <w:color w:val="0000FF"/>
+      <w:u w:val="single"/>
+    </w:rPr>
+  </w:style>
+  <w:style w:type="paragraph" w:styleId="4" w:customStyle="1">
+    <w:name w:val="4"/>
+    <w:pPr>
+      <w:autoSpaceDE w:val="false"/>
+      <w:autoSpaceDN w:val="false"/>
+      <w:adjustRightInd w:val="false"/>
+      <w:spacing/>
+    </w:pPr>
+    <w:rPr>
+      <w:rFonts w:ascii="Verdana" w:hAnsi="Verdana"/>
+      <w:noProof/>
       <w:sz w:val="24"/>
       <w:szCs w:val="24"/>
-      <w:lang w:val="en-US" w:eastAsia="zh-TW" w:bidi="ar-SA"/>
     </w:rPr>
   </w:style>
-  <w:style w:type="character" w:styleId="DefaultParagraphFont" w:default="1">
-    <w:name w:val="Default Paragraph Font"/>
-    <w:semiHidden/>
-    <w:unhideWhenUsed/>
+  <w:style w:type="paragraph" w:styleId="24" w:customStyle="1">
+    <w:name w:val="24"/>
+    <w:pPr>
+      <w:autoSpaceDE w:val="false"/>
+      <w:autoSpaceDN w:val="false"/>
+      <w:adjustRightInd w:val="false"/>
+      <w:spacing/>
+      <w:ind w:left="180"/>
+    </w:pPr>
+    <w:rPr>
+      <w:rFonts w:ascii="Verdana" w:hAnsi="Verdana"/>
+      <w:noProof/>
+      <w:sz w:val="24"/>
+      <w:szCs w:val="24"/>
+    </w:rPr>
+  </w:style>
+  <w:style w:type="character" w:styleId="18" w:customStyle="1">
+    <w:name w:val="18"/>
+    <w:basedOn w:val="DefaultParagraphFont"/>
+    <w:rPr>
+      <w:rFonts w:cs="Verdana"/>
+      <w:color w:val="000000"/>
+      <w:sz w:val="16"/>
+      <w:szCs w:val="16"/>
+    </w:rPr>
+  </w:style>
+  <w:style w:type="character" w:styleId="23" w:customStyle="1">
+    <w:name w:val="23"/>
+    <w:basedOn w:val="DefaultParagraphFont"/>
+    <w:rPr>
+      <w:rFonts w:cs="Verdana"/>
+      <w:b/>
+      <w:bCs/>
+      <w:color w:val="4A5C8C"/>
+      <w:sz w:val="18"/>
+      <w:szCs w:val="18"/>
+    </w:rPr>
+  </w:style>
+  <w:style w:type="character" w:styleId="Heading1Char" w:customStyle="1">
+    <w:name w:val="Heading 1 Char"/>
+    <w:basedOn w:val="DefaultParagraphFont"/>
+    <w:link w:val="Heading1"/>
+    <w:rPr>
+      <w:rFonts w:ascii="Arial" w:hAnsi="Arial" w:eastAsia="MS Mincho" w:cs="Arial"/>
+      <w:b/>
+      <w:bCs/>
+      <w:kern w:val="32"/>
+      <w:sz w:val="32"/>
+      <w:szCs w:val="32"/>
+      <w:lang w:eastAsia="ja-JP"/>
+    </w:rPr>
+  </w:style>
+  <w:style w:type="character" w:styleId="10" w:customStyle="1">
+    <w:name w:val="10"/>
+    <w:basedOn w:val="DefaultParagraphFont"/>
+    <w:rPr>
+      <w:rFonts w:cs="Verdana"/>
+      <w:color w:val="000000"/>
+      <w:sz w:val="16"/>
+      <w:szCs w:val="16"/>
+    </w:rPr>
+  </w:style>
+  <w:style w:type="paragraph" w:styleId="Header">
+    <w:name w:val="Header"/>
+    <w:basedOn w:val="Normal"/>
+    <w:link w:val="HeaderChar"/>
+    <w:pPr>
+      <w:tabs>
+        <w:tab w:val="center" w:pos="4513"/>
+        <w:tab w:val="right" w:pos="9026"/>
+      </w:tabs>
+      <w:spacing/>
+    </w:pPr>
     <w:rPr/>
+  </w:style>
+  <w:style w:type="character" w:styleId="HeaderChar" w:customStyle="1">
+    <w:name w:val="Header Char"/>
+    <w:basedOn w:val="DefaultParagraphFont"/>
+    <w:link w:val="Header"/>
+    <w:rPr>
+      <w:sz w:val="24"/>
+      <w:szCs w:val="24"/>
+      <w:effect w:val="none"/>
+      <w:lang w:val="en-US" w:eastAsia="en-US"/>
+    </w:rPr>
+  </w:style>
+  <w:style w:type="paragraph" w:styleId="Footer">
+    <w:name w:val="Footer"/>
+    <w:basedOn w:val="Normal"/>
+    <w:link w:val="FooterChar"/>
+    <w:pPr>
+      <w:tabs>
+        <w:tab w:val="center" w:pos="4513"/>
+        <w:tab w:val="right" w:pos="9026"/>
+      </w:tabs>
+      <w:spacing/>
+    </w:pPr>
+    <w:rPr/>
+  </w:style>
+  <w:style w:type="character" w:styleId="FooterChar" w:customStyle="1">
+    <w:name w:val="Footer Char"/>
+    <w:basedOn w:val="DefaultParagraphFont"/>
+    <w:link w:val="Footer"/>
+    <w:rPr>
+      <w:sz w:val="24"/>
+      <w:szCs w:val="24"/>
+      <w:effect w:val="none"/>
+      <w:lang w:val="en-US" w:eastAsia="en-US"/>
+    </w:rPr>
   </w:style>
 </w:styles>
 </file>
@@ -248,10 +1608,10 @@
   <a:themeElements>
     <a:clrScheme name="Office">
       <a:dk1>
-        <a:sysClr val="windowText" lastClr="000000"/>
+        <a:srgbClr val="000000"/>
       </a:dk1>
       <a:lt1>
-        <a:sysClr val="window" lastClr="FFFFFF"/>
+        <a:srgbClr val="FFFFFF"/>
       </a:lt1>
       <a:dk2>
         <a:srgbClr val="44546A"/>
@@ -326,6 +1686,7 @@
             </a:gs>
           </a:gsLst>
           <a:lin ang="5400000" scaled="0"/>
+          <a:tileRect/>
         </a:gradFill>
         <a:gradFill rotWithShape="1">
           <a:gsLst>
@@ -352,24 +1713,25 @@
             </a:gs>
           </a:gsLst>
           <a:lin ang="5400000" scaled="0"/>
+          <a:tileRect/>
         </a:gradFill>
       </a:fillStyleLst>
       <a:lnStyleLst>
-        <a:ln w="6350" cap="flat" cmpd="sng" algn="ctr">
+        <a:ln w="6350" cap="flat" cmpd="sng">
           <a:solidFill>
             <a:schemeClr val="phClr"/>
           </a:solidFill>
           <a:prstDash val="solid"/>
           <a:miter lim="800000"/>
         </a:ln>
-        <a:ln w="12700" cap="flat" cmpd="sng" algn="ctr">
+        <a:ln w="12700" cap="flat" cmpd="sng">
           <a:solidFill>
             <a:schemeClr val="phClr"/>
           </a:solidFill>
           <a:prstDash val="solid"/>
           <a:miter lim="800000"/>
         </a:ln>
-        <a:ln w="19050" cap="flat" cmpd="sng" algn="ctr">
+        <a:ln w="19050" cap="flat" cmpd="sng">
           <a:solidFill>
             <a:schemeClr val="phClr"/>
           </a:solidFill>
@@ -386,7 +1748,7 @@
         </a:effectStyle>
         <a:effectStyle>
           <a:effectLst>
-            <a:outerShdw blurRad="57150" dist="19050" dir="5400000" algn="ctr" rotWithShape="0">
+            <a:outerShdw blurRad="57150" dist="19050" dir="5400000" rotWithShape="0">
               <a:srgbClr val="000000">
                 <a:alpha val="63000"/>
               </a:srgbClr>
@@ -430,11 +1792,12 @@
             </a:gs>
           </a:gsLst>
           <a:lin ang="5400000" scaled="0"/>
+          <a:tileRect/>
         </a:gradFill>
       </a:bgFillStyleLst>
     </a:fmtScheme>
   </a:themeElements>
-  <a:objectDefaults/>
-  <a:extraClrSchemeLst/>
+  <a:objectDefaults xmlns:a="http://schemas.openxmlformats.org/drawingml/2006/main"/>
+  <a:extraClrSchemeLst xmlns:a="http://schemas.openxmlformats.org/drawingml/2006/main"/>
 </a:theme>
 </file>